--- a/EBS/EBS功能说明（2026）.docx
+++ b/EBS/EBS功能说明（2026）.docx
@@ -114,53 +114,13 @@
       </w:r>
     </w:p>
     <w:p>
-      <w:pPr>
-        <w:ind w:firstLineChars="200" w:firstLine="440"/>
-      </w:pPr>
-      <w:r>
-        <w:rPr>
-          <w:rFonts w:hint="eastAsia"/>
-        </w:rPr>
-        <w:t>对于异常下电</w:t>
-      </w:r>
-      <w:r>
-        <w:rPr>
-          <w:rFonts w:hint="eastAsia"/>
-        </w:rPr>
-        <w:t>的问题，我们</w:t>
-      </w:r>
-      <w:r>
-        <w:rPr>
-          <w:rFonts w:hint="eastAsia"/>
-        </w:rPr>
-        <w:t>使用200uF大电容</w:t>
-      </w:r>
-      <w:r>
-        <w:rPr>
-          <w:rFonts w:hint="eastAsia"/>
-        </w:rPr>
-        <w:t>作为</w:t>
-      </w:r>
-      <w:r>
-        <w:rPr>
-          <w:rFonts w:hint="eastAsia"/>
-        </w:rPr>
-        <w:t>下电后驱动继电器的电源</w:t>
-      </w:r>
-      <w:r>
-        <w:rPr>
-          <w:rFonts w:hint="eastAsia"/>
-        </w:rPr>
-        <w:t>，并</w:t>
-      </w:r>
-      <w:r>
-        <w:rPr>
-          <w:rFonts w:hint="eastAsia"/>
-        </w:rPr>
-        <w:t>使用低电压驱动的双稳态继电器实现下电后刹车功能</w:t>
-      </w:r>
-    </w:p>
-    <w:p/>
+      <w:r>
+        <w:rPr>
+          <w:rFonts w:hint="eastAsia"/>
+        </w:rPr>
+        <w:t>EBS核心锁存功能通过气阀实现，当电磁阀接通时</w:t>
+      </w:r>
+    </w:p>
     <w:p>
       <w:pPr>
         <w:rPr>
@@ -168,486 +128,352 @@
           <w:bCs/>
         </w:rPr>
       </w:pPr>
-      <w:r>
-        <w:rPr>
-          <w:rFonts w:hint="eastAsia"/>
+    </w:p>
+    <w:p>
+      <w:pPr>
+        <w:rPr>
           <w:b/>
           <w:bCs/>
         </w:rPr>
-        <w:t>板子工作在以下几个状态：</w:t>
-      </w:r>
-    </w:p>
-    <w:p>
-      <w:r>
-        <w:t>P</w:t>
-      </w:r>
-      <w:r>
-        <w:rPr>
-          <w:rFonts w:hint="eastAsia"/>
-        </w:rPr>
-        <w:t>s：首先明确：双稳态继电器只有常开和常闭两个状态</w:t>
-      </w:r>
-    </w:p>
-    <w:p>
-      <w:pPr>
-        <w:pStyle w:val="a9"/>
-        <w:numPr>
-          <w:ilvl w:val="0"/>
-          <w:numId w:val="1"/>
-        </w:numPr>
       </w:pPr>
       <w:r>
-        <w:rPr>
-          <w:rFonts w:hint="eastAsia"/>
-        </w:rPr>
-        <w:t>上电</w:t>
-      </w:r>
-      <w:r>
-        <w:rPr>
-          <w:rFonts w:hint="eastAsia"/>
-        </w:rPr>
-        <w:t>前：</w:t>
-      </w:r>
-      <w:r>
-        <w:rPr>
-          <w:rFonts w:hint="eastAsia"/>
-        </w:rPr>
-        <w:t>继电器处于常</w:t>
-      </w:r>
-      <w:r>
-        <w:rPr>
-          <w:rFonts w:hint="eastAsia"/>
-        </w:rPr>
-        <w:t>开状态，车辆可以自由推动</w:t>
-      </w:r>
-    </w:p>
-    <w:p>
-      <w:pPr>
-        <w:pStyle w:val="a9"/>
-        <w:numPr>
-          <w:ilvl w:val="0"/>
-          <w:numId w:val="1"/>
-        </w:numPr>
-      </w:pPr>
-      <w:r>
-        <w:rPr>
-          <w:rFonts w:hint="eastAsia"/>
-        </w:rPr>
-        <w:t>上电后：继电器依然处于常开状态，紧急制动不触发</w:t>
-      </w:r>
-    </w:p>
-    <w:p>
-      <w:pPr>
-        <w:pStyle w:val="a9"/>
-        <w:numPr>
-          <w:ilvl w:val="0"/>
-          <w:numId w:val="1"/>
-        </w:numPr>
-      </w:pPr>
-      <w:r>
-        <w:rPr>
-          <w:rFonts w:hint="eastAsia"/>
-        </w:rPr>
-        <w:t>出现除异常下电任意异常时：继电器处于常</w:t>
-      </w:r>
-      <w:r>
-        <w:rPr>
-          <w:rFonts w:hint="eastAsia"/>
-        </w:rPr>
-        <w:t>闭状态，进行紧急制动</w:t>
-      </w:r>
-    </w:p>
-    <w:p>
-      <w:pPr>
-        <w:pStyle w:val="a9"/>
-        <w:numPr>
-          <w:ilvl w:val="0"/>
-          <w:numId w:val="1"/>
-        </w:numPr>
-      </w:pPr>
-      <w:r>
-        <w:rPr>
-          <w:rFonts w:hint="eastAsia"/>
-        </w:rPr>
-        <w:t>在任意异常以后，</w:t>
-      </w:r>
-      <w:r>
-        <w:t>EBS</w:t>
-      </w:r>
-      <w:r>
-        <w:rPr>
-          <w:rFonts w:hint="eastAsia"/>
-        </w:rPr>
-        <w:t>-release按钮按下，回到状态2</w:t>
-      </w:r>
-    </w:p>
-    <w:p>
-      <w:pPr>
-        <w:pStyle w:val="a9"/>
-        <w:numPr>
-          <w:ilvl w:val="0"/>
-          <w:numId w:val="1"/>
-        </w:numPr>
-      </w:pPr>
-      <w:r>
-        <w:rPr>
-          <w:rFonts w:hint="eastAsia"/>
-        </w:rPr>
-        <w:t>下电：由大电容供电，</w:t>
-      </w:r>
-      <w:r>
-        <w:rPr>
-          <w:rFonts w:hint="eastAsia"/>
-        </w:rPr>
-        <w:t>将继电器置于常闭状态，直到上电</w:t>
-      </w:r>
-      <w:r>
-        <w:rPr>
-          <w:rFonts w:hint="eastAsia"/>
-        </w:rPr>
-        <w:t>或复位，回到状态2</w:t>
-      </w:r>
-    </w:p>
-    <w:p>
-      <w:pPr>
         <w:rPr>
           <w:b/>
           <w:bCs/>
         </w:rPr>
-      </w:pPr>
+        <w:t>EBS</w:t>
+      </w:r>
       <w:r>
         <w:rPr>
           <w:b/>
           <w:bCs/>
         </w:rPr>
-        <w:t>EBS</w:t>
-      </w:r>
-      <w:r>
+        <w:t>板子的逻辑功能如下：</w:t>
+      </w:r>
+    </w:p>
+    <w:p>
+      <w:pPr>
         <w:rPr>
           <w:b/>
           <w:bCs/>
         </w:rPr>
-        <w:t>板子的逻辑功能如下：</w:t>
-      </w:r>
-    </w:p>
-    <w:p>
-      <w:pPr>
-        <w:rPr>
+      </w:pPr>
+      <w:r>
+        <w:rPr>
+          <w:rFonts w:hint="eastAsia"/>
           <w:b/>
           <w:bCs/>
         </w:rPr>
-      </w:pPr>
-      <w:r>
-        <w:rPr>
-          <w:rFonts w:hint="eastAsia"/>
+        <w:t>输入：</w:t>
+      </w:r>
+    </w:p>
+    <w:p>
+      <w:r>
+        <w:t>ASMS后供电12v</w:t>
+      </w:r>
+      <w:r>
+        <w:rPr>
+          <w:rFonts w:hint="eastAsia"/>
+        </w:rPr>
+        <w:t>：+</w:t>
+      </w:r>
+      <w:r>
+        <w:t>12</w:t>
+      </w:r>
+      <w:r>
+        <w:rPr>
+          <w:rFonts w:hint="eastAsia"/>
+        </w:rPr>
+        <w:t>V</w:t>
+      </w:r>
+      <w:r>
+        <w:t>IN</w:t>
+      </w:r>
+    </w:p>
+    <w:p>
+      <w:r>
+        <w:t>VCU</w:t>
+      </w:r>
+      <w:r>
+        <w:t>气压信号（数字）</w:t>
+      </w:r>
+      <w:r>
+        <w:rPr>
+          <w:rFonts w:hint="eastAsia"/>
+        </w:rPr>
+        <w:t>：V</w:t>
+      </w:r>
+      <w:r>
+        <w:t>CU_AIR</w:t>
+      </w:r>
+    </w:p>
+    <w:p>
+      <w:r>
+        <w:rPr>
+          <w:rFonts w:hint="eastAsia"/>
+        </w:rPr>
+        <w:t>安全回路输入（</w:t>
+      </w:r>
+      <w:r>
+        <w:t>TSMS</w:t>
+      </w:r>
+      <w:r>
+        <w:t>、互锁后）</w:t>
+      </w:r>
+      <w:r>
+        <w:rPr>
+          <w:rFonts w:hint="eastAsia"/>
+        </w:rPr>
+        <w:t>：SDC_</w:t>
+      </w:r>
+      <w:r>
+        <w:t>IN</w:t>
+      </w:r>
+    </w:p>
+    <w:p>
+      <w:r>
+        <w:rPr>
+          <w:rFonts w:hint="eastAsia"/>
+        </w:rPr>
+        <w:t>看门狗信号</w:t>
+      </w:r>
+      <w:r>
+        <w:rPr>
+          <w:rFonts w:hint="eastAsia"/>
+        </w:rPr>
+        <w:t>:</w:t>
+      </w:r>
+      <w:r>
+        <w:t>ECU_WDI</w:t>
+      </w:r>
+    </w:p>
+    <w:p>
+      <w:r>
+        <w:t>RES</w:t>
+      </w:r>
+      <w:r>
+        <w:t>输入</w:t>
+      </w:r>
+      <w:r>
+        <w:rPr>
+          <w:rFonts w:hint="eastAsia"/>
+        </w:rPr>
+        <w:t>:</w:t>
+      </w:r>
+      <w:r>
+        <w:t>RES</w:t>
+      </w:r>
+    </w:p>
+    <w:p>
+      <w:r>
+        <w:t>EBS</w:t>
+      </w:r>
+      <w:r>
+        <w:t>复位</w:t>
+      </w:r>
+      <w:r>
+        <w:rPr>
+          <w:rFonts w:hint="eastAsia"/>
+        </w:rPr>
+        <w:t>:</w:t>
+      </w:r>
+      <w:r>
+        <w:t>EBS_RESET</w:t>
+      </w:r>
+    </w:p>
+    <w:p/>
+    <w:p>
+      <w:pPr>
+        <w:rPr>
           <w:b/>
           <w:bCs/>
         </w:rPr>
-        <w:t>输入：</w:t>
-      </w:r>
-    </w:p>
-    <w:p>
-      <w:r>
-        <w:t>ASMS后供电12v</w:t>
-      </w:r>
-      <w:r>
-        <w:rPr>
-          <w:rFonts w:hint="eastAsia"/>
-        </w:rPr>
-        <w:t>：+</w:t>
-      </w:r>
-      <w:r>
-        <w:t>12</w:t>
-      </w:r>
-      <w:r>
-        <w:rPr>
-          <w:rFonts w:hint="eastAsia"/>
-        </w:rPr>
-        <w:t>V</w:t>
-      </w:r>
-      <w:r>
-        <w:t>IN</w:t>
-      </w:r>
-    </w:p>
-    <w:p>
-      <w:r>
-        <w:t>VCU</w:t>
-      </w:r>
-      <w:r>
-        <w:t>气压信号（数字）</w:t>
-      </w:r>
-      <w:r>
-        <w:rPr>
-          <w:rFonts w:hint="eastAsia"/>
-        </w:rPr>
-        <w:t>：V</w:t>
-      </w:r>
-      <w:r>
-        <w:t>CU_AIR</w:t>
-      </w:r>
-    </w:p>
-    <w:p>
-      <w:r>
-        <w:rPr>
-          <w:rFonts w:hint="eastAsia"/>
-        </w:rPr>
-        <w:t>安全回路输入（</w:t>
-      </w:r>
-      <w:r>
-        <w:t>TSMS</w:t>
-      </w:r>
-      <w:r>
-        <w:t>、互锁后）</w:t>
-      </w:r>
-      <w:r>
-        <w:rPr>
-          <w:rFonts w:hint="eastAsia"/>
-        </w:rPr>
-        <w:t>：SDC_</w:t>
-      </w:r>
-      <w:r>
-        <w:t>IN</w:t>
-      </w:r>
-    </w:p>
-    <w:p>
-      <w:r>
-        <w:rPr>
-          <w:rFonts w:hint="eastAsia"/>
-        </w:rPr>
-        <w:t>看门狗信号</w:t>
-      </w:r>
-      <w:r>
-        <w:rPr>
-          <w:rFonts w:hint="eastAsia"/>
-        </w:rPr>
-        <w:t>:</w:t>
-      </w:r>
-      <w:r>
-        <w:t>ECU_WDI</w:t>
-      </w:r>
-    </w:p>
-    <w:p>
-      <w:r>
-        <w:t>RES</w:t>
-      </w:r>
-      <w:r>
-        <w:t>输入</w:t>
-      </w:r>
-      <w:r>
-        <w:rPr>
-          <w:rFonts w:hint="eastAsia"/>
-        </w:rPr>
-        <w:t>:</w:t>
-      </w:r>
-      <w:r>
-        <w:t>RES</w:t>
-      </w:r>
-    </w:p>
-    <w:p>
-      <w:r>
-        <w:t>EBS</w:t>
-      </w:r>
-      <w:r>
-        <w:t>复位</w:t>
-      </w:r>
-      <w:r>
-        <w:rPr>
-          <w:rFonts w:hint="eastAsia"/>
-        </w:rPr>
-        <w:t>:</w:t>
-      </w:r>
-      <w:r>
-        <w:t>EBS_RESET</w:t>
-      </w:r>
-    </w:p>
-    <w:p/>
-    <w:p>
-      <w:pPr>
-        <w:rPr>
+      </w:pPr>
+      <w:r>
+        <w:rPr>
+          <w:rFonts w:hint="eastAsia"/>
           <w:b/>
           <w:bCs/>
         </w:rPr>
-      </w:pPr>
-      <w:r>
-        <w:rPr>
-          <w:rFonts w:hint="eastAsia"/>
+        <w:t>输出：</w:t>
+      </w:r>
+    </w:p>
+    <w:p>
+      <w:r>
+        <w:rPr>
+          <w:rFonts w:hint="eastAsia"/>
+        </w:rPr>
+        <w:t>电磁阀（</w:t>
+      </w:r>
+      <w:r>
+        <w:t>24V）</w:t>
+      </w:r>
+      <w:r>
+        <w:rPr>
+          <w:rFonts w:hint="eastAsia"/>
+        </w:rPr>
+        <w:t>:</w:t>
+      </w:r>
+      <w:r>
+        <w:t>EBS_WORK</w:t>
+      </w:r>
+    </w:p>
+    <w:p>
+      <w:r>
+        <w:rPr>
+          <w:rFonts w:hint="eastAsia"/>
+        </w:rPr>
+        <w:t>安全回路输出</w:t>
+      </w:r>
+      <w:r>
+        <w:rPr>
+          <w:rFonts w:hint="eastAsia"/>
+        </w:rPr>
+        <w:t>:</w:t>
+      </w:r>
+      <w:r>
+        <w:t>SDC_OUT</w:t>
+      </w:r>
+    </w:p>
+    <w:p>
+      <w:r>
+        <w:rPr>
+          <w:rFonts w:hint="eastAsia"/>
+        </w:rPr>
+        <w:t>指示板子正常工作</w:t>
+      </w:r>
+      <w:r>
+        <w:rPr>
+          <w:rFonts w:hint="eastAsia"/>
+        </w:rPr>
+        <w:t>:</w:t>
+      </w:r>
+      <w:r>
+        <w:t>+12V</w:t>
+      </w:r>
+    </w:p>
+    <w:p/>
+    <w:p>
+      <w:pPr>
+        <w:rPr>
           <w:b/>
           <w:bCs/>
         </w:rPr>
-        <w:lastRenderedPageBreak/>
-        <w:t>输出：</w:t>
-      </w:r>
-    </w:p>
-    <w:p>
-      <w:r>
-        <w:rPr>
-          <w:rFonts w:hint="eastAsia"/>
-        </w:rPr>
-        <w:t>电磁阀（</w:t>
-      </w:r>
-      <w:r>
-        <w:t>24V）</w:t>
-      </w:r>
-      <w:r>
-        <w:rPr>
-          <w:rFonts w:hint="eastAsia"/>
-        </w:rPr>
-        <w:t>:</w:t>
-      </w:r>
-      <w:r>
-        <w:t>EBS_WORK</w:t>
-      </w:r>
-    </w:p>
-    <w:p>
-      <w:r>
-        <w:rPr>
-          <w:rFonts w:hint="eastAsia"/>
-        </w:rPr>
-        <w:t>安全回路输出</w:t>
-      </w:r>
-      <w:r>
-        <w:rPr>
-          <w:rFonts w:hint="eastAsia"/>
-        </w:rPr>
-        <w:t>:</w:t>
-      </w:r>
-      <w:r>
-        <w:t>SDC_OUT</w:t>
-      </w:r>
-    </w:p>
-    <w:p>
-      <w:r>
-        <w:rPr>
-          <w:rFonts w:hint="eastAsia"/>
-        </w:rPr>
-        <w:t>指示板子正常工作</w:t>
-      </w:r>
-      <w:r>
-        <w:rPr>
-          <w:rFonts w:hint="eastAsia"/>
-        </w:rPr>
-        <w:t>:</w:t>
-      </w:r>
-      <w:r>
-        <w:t>+12V</w:t>
-      </w:r>
-    </w:p>
-    <w:p/>
-    <w:p>
-      <w:pPr>
-        <w:rPr>
+      </w:pPr>
+      <w:r>
+        <w:rPr>
+          <w:rFonts w:hint="eastAsia"/>
           <w:b/>
           <w:bCs/>
         </w:rPr>
+        <w:t>功能：</w:t>
+      </w:r>
+    </w:p>
+    <w:p>
+      <w:r>
+        <w:rPr>
+          <w:rFonts w:hint="eastAsia"/>
+        </w:rPr>
+        <w:lastRenderedPageBreak/>
+        <w:t>刹车：启动电磁阀，断开安全回路</w:t>
+      </w:r>
+    </w:p>
+    <w:p>
+      <w:r>
+        <w:rPr>
+          <w:rFonts w:hint="eastAsia"/>
+        </w:rPr>
+        <w:t>使用双稳态继电器保证异常下低压后刹车稳定性</w:t>
+      </w:r>
+    </w:p>
+    <w:p>
+      <w:r>
+        <w:rPr>
+          <w:rFonts w:hint="eastAsia"/>
+        </w:rPr>
+        <w:t>板子上电时解除刹车</w:t>
+      </w:r>
+    </w:p>
+    <w:p>
+      <w:r>
+        <w:rPr>
+          <w:rFonts w:hint="eastAsia"/>
+        </w:rPr>
+        <w:t>板子异常下电时刹车</w:t>
+      </w:r>
+    </w:p>
+    <w:p>
+      <w:r>
+        <w:rPr>
+          <w:rFonts w:hint="eastAsia"/>
+        </w:rPr>
+        <w:t>板子电压异常时接通外部电容，通过</w:t>
+      </w:r>
+      <w:r>
+        <w:rPr>
+          <w:rFonts w:hint="eastAsia"/>
+        </w:rPr>
+        <w:t>DCDC</w:t>
+      </w:r>
+      <w:r>
+        <w:t>后驱动继电器刹车</w:t>
+      </w:r>
+    </w:p>
+    <w:p>
+      <w:r>
+        <w:rPr>
+          <w:rFonts w:hint="eastAsia"/>
+        </w:rPr>
+        <w:t>气压异常时刹车</w:t>
+      </w:r>
+    </w:p>
+    <w:p>
+      <w:r>
+        <w:rPr>
+          <w:rFonts w:hint="eastAsia"/>
+        </w:rPr>
+        <w:t>看门狗异常刹车</w:t>
+      </w:r>
+    </w:p>
+    <w:p>
+      <w:r>
+        <w:rPr>
+          <w:rFonts w:hint="eastAsia"/>
+        </w:rPr>
+        <w:t>EBS</w:t>
+      </w:r>
+      <w:r>
+        <w:t>复位时解除刹车</w:t>
+      </w:r>
+    </w:p>
+    <w:p>
+      <w:r>
+        <w:t>RES</w:t>
+      </w:r>
+      <w:r>
+        <w:t>输入--安全回路输入控制的继电器--A点--GND 若A点信号为0，则刹车</w:t>
+      </w:r>
+    </w:p>
+    <w:p>
+      <w:pPr>
+        <w:rPr>
+          <w:rFonts w:hint="eastAsia"/>
+        </w:rPr>
       </w:pPr>
-      <w:r>
-        <w:rPr>
-          <w:rFonts w:hint="eastAsia"/>
+    </w:p>
+    <w:p>
+      <w:pPr>
+        <w:rPr>
           <w:b/>
           <w:bCs/>
         </w:rPr>
-        <w:t>功能：</w:t>
-      </w:r>
-    </w:p>
-    <w:p>
-      <w:r>
-        <w:rPr>
-          <w:rFonts w:hint="eastAsia"/>
-        </w:rPr>
-        <w:t>刹车：启动电磁阀，断开安全回路</w:t>
-      </w:r>
-    </w:p>
-    <w:p>
-      <w:r>
-        <w:rPr>
-          <w:rFonts w:hint="eastAsia"/>
-        </w:rPr>
-        <w:t>使用双稳态继电器保证异常下低压后刹车稳定性</w:t>
-      </w:r>
-    </w:p>
-    <w:p>
-      <w:r>
-        <w:rPr>
-          <w:rFonts w:hint="eastAsia"/>
-        </w:rPr>
-        <w:t>板子上电时解除刹车</w:t>
-      </w:r>
-    </w:p>
-    <w:p>
-      <w:r>
-        <w:rPr>
-          <w:rFonts w:hint="eastAsia"/>
-        </w:rPr>
-        <w:t>板子异常下电时刹车</w:t>
-      </w:r>
-    </w:p>
-    <w:p>
-      <w:r>
-        <w:rPr>
-          <w:rFonts w:hint="eastAsia"/>
-        </w:rPr>
-        <w:t>板子电压异常时接通外部电容，通过</w:t>
-      </w:r>
-      <w:r>
-        <w:rPr>
-          <w:rFonts w:hint="eastAsia"/>
-        </w:rPr>
-        <w:t>DCDC</w:t>
-      </w:r>
-      <w:r>
-        <w:t>后驱动继电器刹车</w:t>
-      </w:r>
-    </w:p>
-    <w:p>
-      <w:r>
-        <w:rPr>
-          <w:rFonts w:hint="eastAsia"/>
-        </w:rPr>
-        <w:t>气压异常时刹车</w:t>
-      </w:r>
-    </w:p>
-    <w:p>
-      <w:r>
-        <w:rPr>
-          <w:rFonts w:hint="eastAsia"/>
-        </w:rPr>
-        <w:t>看门狗异常刹车</w:t>
-      </w:r>
-    </w:p>
-    <w:p>
-      <w:r>
-        <w:rPr>
-          <w:rFonts w:hint="eastAsia"/>
-        </w:rPr>
-        <w:t>EBS</w:t>
-      </w:r>
-      <w:r>
-        <w:t>复位时解除刹车</w:t>
-      </w:r>
-    </w:p>
-    <w:p>
-      <w:r>
-        <w:t>RES</w:t>
-      </w:r>
-      <w:r>
-        <w:t>输入--安全回路输入控制的继电器--A点--GND 若A点信号为0，则刹车</w:t>
-      </w:r>
-    </w:p>
-    <w:p/>
-    <w:p/>
-    <w:p>
-      <w:pPr>
-        <w:rPr>
+      </w:pPr>
+      <w:r>
+        <w:rPr>
+          <w:rFonts w:hint="eastAsia"/>
           <w:b/>
           <w:bCs/>
         </w:rPr>
-      </w:pPr>
-      <w:r>
-        <w:rPr>
-          <w:rFonts w:hint="eastAsia"/>
-          <w:b/>
-          <w:bCs/>
-        </w:rPr>
         <w:t>规则摘录：</w:t>
       </w:r>
     </w:p>
@@ -658,15 +484,7 @@
     </w:p>
     <w:p>
       <w:r>
-        <w:t xml:space="preserve">3.1.1 </w:t>
-      </w:r>
-      <w:proofErr w:type="gramStart"/>
-      <w:r>
-        <w:t>所有第二</w:t>
-      </w:r>
-      <w:proofErr w:type="gramEnd"/>
-      <w:r>
-        <w:t xml:space="preserve">章第7节规则定义的制动系统要求仍然有效。 </w:t>
+        <w:t xml:space="preserve">3.1.1 所有第二章第7节规则定义的制动系统要求仍然有效。 </w:t>
       </w:r>
     </w:p>
     <w:p>
@@ -706,21 +524,7 @@
         <w:rPr>
           <w:rFonts w:hint="eastAsia"/>
         </w:rPr>
-        <w:t>制动。（注意</w:t>
-      </w:r>
-      <w:proofErr w:type="gramStart"/>
-      <w:r>
-        <w:rPr>
-          <w:rFonts w:hint="eastAsia"/>
-        </w:rPr>
-        <w:t>规则第二</w:t>
-      </w:r>
-      <w:proofErr w:type="gramEnd"/>
-      <w:r>
-        <w:rPr>
-          <w:rFonts w:hint="eastAsia"/>
-        </w:rPr>
-        <w:t>章</w:t>
+        <w:t>制动。（注意规则第二章</w:t>
       </w:r>
       <w:r>
         <w:t xml:space="preserve">12.3.1无人车相关规则！） </w:t>
@@ -728,48 +532,67 @@
     </w:p>
     <w:p>
       <w:r>
+        <w:t>3.1.4 EBS 可以是制动液压系统的一部分。对于所有没有在规则第二章第 7 节中描述或规定的</w:t>
+      </w:r>
+    </w:p>
+    <w:p>
+      <w:r>
+        <w:rPr>
+          <w:rFonts w:hint="eastAsia"/>
+        </w:rPr>
+        <w:t>气动或者液压</w:t>
+      </w:r>
+      <w:r>
+        <w:t xml:space="preserve">EBS驱动器，要遵循规则第二章第10节。 </w:t>
+      </w:r>
+    </w:p>
+    <w:p>
+      <w:r>
+        <w:t>3.1.5 当 EBS 是液压制动系统的一部分时，手动制动驱动器（制动踏板）在无人驾驶时可以断</w:t>
+      </w:r>
+    </w:p>
+    <w:p>
+      <w:r>
+        <w:rPr>
+          <w:rFonts w:hint="eastAsia"/>
+        </w:rPr>
+        <w:t>开。</w:t>
+      </w:r>
+      <w:r>
+        <w:t xml:space="preserve"> </w:t>
+      </w:r>
+    </w:p>
+    <w:p>
+      <w:r>
+        <w:t>3.1.6 必须设计为一个裁判能够轻易释放EBS的系统。该系统在没有电力辅助的情况下工作。</w:t>
+      </w:r>
+    </w:p>
+    <w:p>
+      <w:r>
+        <w:rPr>
+          <w:rFonts w:hint="eastAsia"/>
+        </w:rPr>
         <w:lastRenderedPageBreak/>
-        <w:t>3.1.4 EBS 可以是制动液压系统的一部分。对于所有没有在</w:t>
-      </w:r>
-      <w:proofErr w:type="gramStart"/>
-      <w:r>
-        <w:t>规则第二</w:t>
-      </w:r>
-      <w:proofErr w:type="gramEnd"/>
-      <w:r>
-        <w:t>章第 7 节中描述或规定的</w:t>
-      </w:r>
-    </w:p>
-    <w:p>
-      <w:r>
-        <w:rPr>
-          <w:rFonts w:hint="eastAsia"/>
-        </w:rPr>
-        <w:t>气动或者液压</w:t>
-      </w:r>
-      <w:r>
-        <w:t>EBS驱动器，要遵循</w:t>
-      </w:r>
-      <w:proofErr w:type="gramStart"/>
-      <w:r>
-        <w:t>规则第二</w:t>
-      </w:r>
-      <w:proofErr w:type="gramEnd"/>
-      <w:r>
-        <w:t xml:space="preserve">章第10节。 </w:t>
-      </w:r>
-    </w:p>
-    <w:p>
-      <w:r>
-        <w:t>3.1.5 当 EBS 是液压制动系统的一部分时，手动制动驱动器（制动踏板）在无人驾驶时可以断</w:t>
-      </w:r>
-    </w:p>
-    <w:p>
-      <w:r>
-        <w:rPr>
-          <w:rFonts w:hint="eastAsia"/>
-        </w:rPr>
-        <w:t>开。</w:t>
+        <w:t>断开操作点最多有两个，且必须相互紧邻，很容易地不需要使用任何工具</w:t>
+      </w:r>
+      <w:r>
+        <w:t>/拆除任何车身部位/</w:t>
+      </w:r>
+    </w:p>
+    <w:p>
+      <w:r>
+        <w:rPr>
+          <w:rFonts w:hint="eastAsia"/>
+        </w:rPr>
+        <w:t>深入驾驶舱内部就可以接触到。必须可以在带着高压绝缘手套时进行操作，且在驾驶时被锥体</w:t>
+      </w:r>
+    </w:p>
+    <w:p>
+      <w:r>
+        <w:rPr>
+          <w:rFonts w:hint="eastAsia"/>
+        </w:rPr>
+        <w:t>撞击时能防止意外启动。</w:t>
       </w:r>
       <w:r>
         <w:t xml:space="preserve"> </w:t>
@@ -777,34 +600,47 @@
     </w:p>
     <w:p>
       <w:r>
-        <w:t>3.1.6 必须设计为一个裁判能够轻易释放EBS的系统。该系统在没有电力辅助的情况下工作。</w:t>
-      </w:r>
-    </w:p>
-    <w:p>
-      <w:r>
-        <w:rPr>
-          <w:rFonts w:hint="eastAsia"/>
-        </w:rPr>
-        <w:t>断开操作点最多有两个，且必须相互紧邻，很容易地不需要使用任何工具</w:t>
-      </w:r>
-      <w:r>
-        <w:t>/拆除任何车身部位/</w:t>
-      </w:r>
-    </w:p>
-    <w:p>
-      <w:r>
-        <w:rPr>
-          <w:rFonts w:hint="eastAsia"/>
-        </w:rPr>
-        <w:t>深入驾驶舱内部就可以接触到。必须可以在带着高压绝缘手套时进行操作，且在驾驶时被锥体</w:t>
-      </w:r>
-    </w:p>
-    <w:p>
-      <w:r>
-        <w:rPr>
-          <w:rFonts w:hint="eastAsia"/>
-        </w:rPr>
-        <w:t>撞击时能防止意外启动。</w:t>
+        <w:t>3.1.7 EBS 释放点必须安装在靠近 ASMS 的位置，或安装在靠近车辆中心线的前隔板和前环之</w:t>
+      </w:r>
+    </w:p>
+    <w:p>
+      <w:r>
+        <w:rPr>
+          <w:rFonts w:hint="eastAsia"/>
+        </w:rPr>
+        <w:t>间的车辆顶部。可通过最多两个简单的推</w:t>
+      </w:r>
+      <w:r>
+        <w:t>/拉 和/或 转动操作进行操作，这些操作的顺序和方</w:t>
+      </w:r>
+    </w:p>
+    <w:p>
+      <w:r>
+        <w:rPr>
+          <w:rFonts w:hint="eastAsia"/>
+        </w:rPr>
+        <w:t>向必须显示在断开操作点旁边。断开操作点必须为红色。这个点必须被一个长度</w:t>
+      </w:r>
+      <w:r>
+        <w:t xml:space="preserve"> 100mm，宽 </w:t>
+      </w:r>
+    </w:p>
+    <w:p>
+      <w:r>
+        <w:t xml:space="preserve">20mm 的红色箭头与前头上带有白色“EBS release”的 文字标注。 </w:t>
+      </w:r>
+    </w:p>
+    <w:p>
+      <w:r>
+        <w:t>3.1.8 禁止在 EBS 的关键气路中使用任何快拆接头，并且任何使用同样能源储存设备并没有合</w:t>
+      </w:r>
+    </w:p>
+    <w:p>
+      <w:r>
+        <w:rPr>
+          <w:rFonts w:hint="eastAsia"/>
+        </w:rPr>
+        <w:t>适解耦的系统也禁止使用。</w:t>
       </w:r>
       <w:r>
         <w:t xml:space="preserve"> </w:t>
@@ -812,71 +648,20 @@
     </w:p>
     <w:p>
       <w:r>
-        <w:t>3.1.7 EBS 释放点必须安装在靠近 ASMS 的位置，或安装在靠近车辆中心线的前隔板和前环之</w:t>
-      </w:r>
-    </w:p>
-    <w:p>
-      <w:r>
-        <w:rPr>
-          <w:rFonts w:hint="eastAsia"/>
-        </w:rPr>
-        <w:t>间的车辆顶部。可通过最多两个简单的推</w:t>
-      </w:r>
-      <w:r>
-        <w:t>/拉 和/或 转动操作进行操作，这些操作的顺序和方</w:t>
-      </w:r>
-    </w:p>
-    <w:p>
-      <w:proofErr w:type="gramStart"/>
-      <w:r>
-        <w:rPr>
-          <w:rFonts w:hint="eastAsia"/>
-        </w:rPr>
-        <w:t>向必须</w:t>
-      </w:r>
-      <w:proofErr w:type="gramEnd"/>
-      <w:r>
-        <w:rPr>
-          <w:rFonts w:hint="eastAsia"/>
-        </w:rPr>
-        <w:t>显示在断开操作点旁边。断开操作点必须为红色。这个点必须被一个长度</w:t>
-      </w:r>
-      <w:r>
-        <w:t xml:space="preserve"> 100mm，宽 </w:t>
-      </w:r>
-    </w:p>
-    <w:p>
-      <w:r>
-        <w:t xml:space="preserve">20mm 的红色箭头与前头上带有白色“EBS release”的 文字标注。 </w:t>
-      </w:r>
-    </w:p>
-    <w:p>
-      <w:r>
-        <w:t>3.1.8 禁止在 EBS 的关键气路中使用</w:t>
-      </w:r>
-      <w:proofErr w:type="gramStart"/>
-      <w:r>
-        <w:t>任何快</w:t>
-      </w:r>
-      <w:proofErr w:type="gramEnd"/>
-      <w:r>
-        <w:t>拆接头，并且任何使用同样能源储存设备并没有合</w:t>
-      </w:r>
-    </w:p>
-    <w:p>
-      <w:proofErr w:type="gramStart"/>
-      <w:r>
-        <w:rPr>
-          <w:rFonts w:hint="eastAsia"/>
-        </w:rPr>
-        <w:t>适</w:t>
-      </w:r>
-      <w:proofErr w:type="gramEnd"/>
-      <w:r>
-        <w:rPr>
-          <w:rFonts w:hint="eastAsia"/>
-        </w:rPr>
-        <w:t>解耦的系统也禁止使用。</w:t>
+        <w:t xml:space="preserve">3.2 安全性功能 </w:t>
+      </w:r>
+    </w:p>
+    <w:p>
+      <w:r>
+        <w:t>3.2.1 由于 EBS 的安全关键特性的考虑，系统必须能够保持完整的功能性，也可以在任何一个</w:t>
+      </w:r>
+    </w:p>
+    <w:p>
+      <w:r>
+        <w:rPr>
+          <w:rFonts w:hint="eastAsia"/>
+        </w:rPr>
+        <w:t>失效模式下使赛车自动切换进入安全状态。</w:t>
       </w:r>
       <w:r>
         <w:t xml:space="preserve"> </w:t>
@@ -884,20 +669,25 @@
     </w:p>
     <w:p>
       <w:r>
-        <w:t xml:space="preserve">3.2 安全性功能 </w:t>
-      </w:r>
-    </w:p>
-    <w:p>
-      <w:r>
-        <w:t>3.2.1 由于 EBS 的安全关键特性的考虑，系统必须能够保持完整的功能性，也可以在任何一个</w:t>
-      </w:r>
-    </w:p>
-    <w:p>
-      <w:r>
-        <w:rPr>
-          <w:rFonts w:hint="eastAsia"/>
-        </w:rPr>
-        <w:t>失效模式下使赛车自动切换进入安全状态。</w:t>
+        <w:t xml:space="preserve">3.2.2 安全状态是指赛车静止，制动激活以防止赛车移动并且安全回路断开。 </w:t>
+      </w:r>
+    </w:p>
+    <w:p>
+      <w:r>
+        <w:t xml:space="preserve">~ 125 ~ </w:t>
+      </w:r>
+    </w:p>
+    <w:p>
+      <w:r>
+        <w:t>3.2.3 确保进入安全状态，赛车必须表现规则第六章3.3和第二章7.5.3中所描述的无人驾驶制</w:t>
+      </w:r>
+    </w:p>
+    <w:p>
+      <w:r>
+        <w:rPr>
+          <w:rFonts w:hint="eastAsia"/>
+        </w:rPr>
+        <w:t>动动作。</w:t>
       </w:r>
       <w:r>
         <w:t xml:space="preserve"> </w:t>
@@ -905,37 +695,42 @@
     </w:p>
     <w:p>
       <w:r>
-        <w:t xml:space="preserve">3.2.2 安全状态是指赛车静止，制动激活以防止赛车移动并且安全回路断开。 </w:t>
-      </w:r>
-    </w:p>
-    <w:p>
-      <w:r>
-        <w:t xml:space="preserve">~ 125 ~ </w:t>
-      </w:r>
-    </w:p>
-    <w:p>
-      <w:r>
-        <w:t>3.2.3 确保进入安全状态，赛车必须表现</w:t>
-      </w:r>
-      <w:proofErr w:type="gramStart"/>
-      <w:r>
-        <w:t>规则第六</w:t>
-      </w:r>
-      <w:proofErr w:type="gramEnd"/>
-      <w:r>
-        <w:t>章3.3和第二章7.5.3中所描述的无</w:t>
-      </w:r>
+        <w:t>3.2.4 在 AS 切换至“AS Ready”前，必须存在一个初始状态检查来保证EBS和它的冗余系统</w:t>
+      </w:r>
+    </w:p>
+    <w:p>
+      <w:r>
+        <w:rPr>
+          <w:rFonts w:hint="eastAsia"/>
+        </w:rPr>
+        <w:t>可以像期望的一样建立制动压力。</w:t>
+      </w:r>
+      <w:r>
+        <w:t xml:space="preserve"> </w:t>
+      </w:r>
+    </w:p>
+    <w:p>
+      <w:r>
+        <w:t xml:space="preserve">3.2.5 驱动系统不被认为成制动系统。 </w:t>
+      </w:r>
+    </w:p>
+    <w:p>
+      <w:r>
+        <w:t xml:space="preserve">3.2.6 如果确保存在双向监测，行车制动可以认为是一套冗余系统。 </w:t>
+      </w:r>
+    </w:p>
+    <w:p>
       <w:r>
         <w:lastRenderedPageBreak/>
-        <w:t>人驾驶制</w:t>
-      </w:r>
-    </w:p>
-    <w:p>
-      <w:r>
-        <w:rPr>
-          <w:rFonts w:hint="eastAsia"/>
-        </w:rPr>
-        <w:t>动动作。</w:t>
+        <w:t>3.2.7 如果 EBS 检测到失效，驾驶舱内必须有个阳光下清晰可见，并带有“EBS”文字标注的</w:t>
+      </w:r>
+    </w:p>
+    <w:p>
+      <w:r>
+        <w:rPr>
+          <w:rFonts w:hint="eastAsia"/>
+        </w:rPr>
+        <w:t>红色指示灯亮起。</w:t>
       </w:r>
       <w:r>
         <w:t xml:space="preserve"> </w:t>
@@ -943,48 +738,6 @@
     </w:p>
     <w:p>
       <w:r>
-        <w:t>3.2.4 在 AS 切换至“AS Ready”前，必须存在一个初始状态检查来保证EBS和它的冗余系统</w:t>
-      </w:r>
-    </w:p>
-    <w:p>
-      <w:r>
-        <w:rPr>
-          <w:rFonts w:hint="eastAsia"/>
-        </w:rPr>
-        <w:t>可以像期望的一样建立制动压力。</w:t>
-      </w:r>
-      <w:r>
-        <w:t xml:space="preserve"> </w:t>
-      </w:r>
-    </w:p>
-    <w:p>
-      <w:r>
-        <w:t xml:space="preserve">3.2.5 驱动系统不被认为成制动系统。 </w:t>
-      </w:r>
-    </w:p>
-    <w:p>
-      <w:r>
-        <w:t xml:space="preserve">3.2.6 如果确保存在双向监测，行车制动可以认为是一套冗余系统。 </w:t>
-      </w:r>
-    </w:p>
-    <w:p>
-      <w:r>
-        <w:t>3.2.7 如果 EBS 检测到失效，驾驶舱内必须有个阳光下清晰可见，并带有“EBS”文字标注的</w:t>
-      </w:r>
-    </w:p>
-    <w:p>
-      <w:r>
-        <w:rPr>
-          <w:rFonts w:hint="eastAsia"/>
-        </w:rPr>
-        <w:t>红色指示灯亮起。</w:t>
-      </w:r>
-      <w:r>
-        <w:t xml:space="preserve"> </w:t>
-      </w:r>
-    </w:p>
-    <w:p>
-      <w:r>
         <w:t>3.2.8 如果在通过初始检查程序后切断了第六章3.1.2中定义的供电路径，则EBS被视为“已激</w:t>
       </w:r>
     </w:p>
@@ -993,21 +746,7 @@
         <w:rPr>
           <w:rFonts w:hint="eastAsia"/>
         </w:rPr>
-        <w:t>活</w:t>
-      </w:r>
-      <w:proofErr w:type="gramStart"/>
-      <w:r>
-        <w:rPr>
-          <w:rFonts w:hint="eastAsia"/>
-        </w:rPr>
-        <w:t>”</w:t>
-      </w:r>
-      <w:proofErr w:type="gramEnd"/>
-      <w:r>
-        <w:rPr>
-          <w:rFonts w:hint="eastAsia"/>
-        </w:rPr>
-        <w:t>，只有通过操作第六章</w:t>
+        <w:t>活”，只有通过操作第六章</w:t>
       </w:r>
       <w:r>
         <w:t xml:space="preserve">3.1.7中定义的释放点才能释放制动器。 </w:t>

--- a/EBS/EBS功能说明（2026）.docx
+++ b/EBS/EBS功能说明（2026）.docx
@@ -70,14 +70,16 @@
         <w:t>如下：</w:t>
       </w:r>
     </w:p>
-    <w:p/>
-    <w:p>
+    <w:p>
+      <w:pPr>
+        <w:ind w:firstLineChars="200" w:firstLine="440"/>
+      </w:pPr>
       <w:r>
         <w:rPr>
           <w:noProof/>
         </w:rPr>
         <w:drawing>
-          <wp:inline distT="0" distB="0" distL="0" distR="0" wp14:anchorId="09435664" wp14:editId="7E4E73EA">
+          <wp:inline distT="0" distB="0" distL="0" distR="0" wp14:anchorId="2628F9D7" wp14:editId="0D0573FE">
             <wp:extent cx="1328679" cy="1280160"/>
             <wp:effectExtent l="0" t="0" r="5080" b="0"/>
             <wp:docPr id="1" name="图片 1"/>
@@ -114,12 +116,25 @@
       </w:r>
     </w:p>
     <w:p>
-      <w:r>
-        <w:rPr>
-          <w:rFonts w:hint="eastAsia"/>
-        </w:rPr>
-        <w:t>EBS核心锁存功能通过气阀实现，当电磁阀接通时</w:t>
-      </w:r>
+      <w:pPr>
+        <w:ind w:firstLineChars="200" w:firstLine="440"/>
+        <w:rPr>
+          <w:rFonts w:hint="eastAsia"/>
+        </w:rPr>
+      </w:pPr>
+      <w:r>
+        <w:t>锁存功能通过气路实现</w:t>
+      </w:r>
+      <w:r>
+        <w:t>，示意图如下</w:t>
+      </w:r>
+    </w:p>
+    <w:p>
+      <w:pPr>
+        <w:rPr>
+          <w:rFonts w:hint="eastAsia"/>
+        </w:rPr>
+      </w:pPr>
     </w:p>
     <w:p>
       <w:pPr>
@@ -128,6 +143,46 @@
           <w:bCs/>
         </w:rPr>
       </w:pPr>
+      <w:r>
+        <w:rPr>
+          <w:noProof/>
+        </w:rPr>
+        <w:drawing>
+          <wp:inline distT="0" distB="0" distL="0" distR="0" wp14:anchorId="7924D1C8" wp14:editId="4D6FDD84">
+            <wp:extent cx="5274310" cy="2618740"/>
+            <wp:effectExtent l="0" t="0" r="2540" b="0"/>
+            <wp:docPr id="2" name="图片 2"/>
+            <wp:cNvGraphicFramePr>
+              <a:graphicFrameLocks xmlns:a="http://schemas.openxmlformats.org/drawingml/2006/main" noChangeAspect="1"/>
+            </wp:cNvGraphicFramePr>
+            <a:graphic xmlns:a="http://schemas.openxmlformats.org/drawingml/2006/main">
+              <a:graphicData uri="http://schemas.openxmlformats.org/drawingml/2006/picture">
+                <pic:pic xmlns:pic="http://schemas.openxmlformats.org/drawingml/2006/picture">
+                  <pic:nvPicPr>
+                    <pic:cNvPr id="1" name=""/>
+                    <pic:cNvPicPr/>
+                  </pic:nvPicPr>
+                  <pic:blipFill>
+                    <a:blip r:embed="rId6"/>
+                    <a:stretch>
+                      <a:fillRect/>
+                    </a:stretch>
+                  </pic:blipFill>
+                  <pic:spPr>
+                    <a:xfrm>
+                      <a:off x="0" y="0"/>
+                      <a:ext cx="5274310" cy="2618740"/>
+                    </a:xfrm>
+                    <a:prstGeom prst="rect">
+                      <a:avLst/>
+                    </a:prstGeom>
+                  </pic:spPr>
+                </pic:pic>
+              </a:graphicData>
+            </a:graphic>
+          </wp:inline>
+        </w:drawing>
+      </w:r>
     </w:p>
     <w:p>
       <w:pPr>
@@ -175,16 +230,36 @@
         <w:rPr>
           <w:rFonts w:hint="eastAsia"/>
         </w:rPr>
-        <w:t>：+</w:t>
-      </w:r>
-      <w:r>
-        <w:t>12</w:t>
-      </w:r>
-      <w:r>
-        <w:rPr>
-          <w:rFonts w:hint="eastAsia"/>
-        </w:rPr>
-        <w:t>V</w:t>
+        <w:t>：</w:t>
+      </w:r>
+      <w:r>
+        <w:rPr>
+          <w:rFonts w:hint="eastAsia"/>
+        </w:rPr>
+        <w:t>EBS</w:t>
+      </w:r>
+      <w:r>
+        <w:t>_PWR</w:t>
+      </w:r>
+    </w:p>
+    <w:p>
+      <w:r>
+        <w:rPr>
+          <w:rFonts w:hint="eastAsia"/>
+        </w:rPr>
+        <w:t>安全回路输入（</w:t>
+      </w:r>
+      <w:r>
+        <w:t>TSMS</w:t>
+      </w:r>
+      <w:r>
+        <w:t>、互锁后）</w:t>
+      </w:r>
+      <w:r>
+        <w:rPr>
+          <w:rFonts w:hint="eastAsia"/>
+        </w:rPr>
+        <w:t>：SDC_</w:t>
       </w:r>
       <w:r>
         <w:t>IN</w:t>
@@ -192,50 +267,56 @@
     </w:p>
     <w:p>
       <w:r>
+        <w:rPr>
+          <w:rFonts w:hint="eastAsia"/>
+        </w:rPr>
+        <w:t>看门狗信号</w:t>
+      </w:r>
+      <w:r>
+        <w:rPr>
+          <w:rFonts w:hint="eastAsia"/>
+        </w:rPr>
+        <w:t>:</w:t>
+      </w:r>
+      <w:r>
+        <w:t>ECU_WDI</w:t>
+      </w:r>
+    </w:p>
+    <w:p>
+      <w:r>
+        <w:rPr>
+          <w:rFonts w:hint="eastAsia"/>
+        </w:rPr>
+        <w:t>E</w:t>
+      </w:r>
+      <w:r>
+        <w:t>BS</w:t>
+      </w:r>
+      <w:r>
+        <w:rPr>
+          <w:rFonts w:hint="eastAsia"/>
+        </w:rPr>
+        <w:t>触发:EBS</w:t>
+      </w:r>
+      <w:r>
+        <w:t>_TRIG</w:t>
+      </w:r>
+    </w:p>
+    <w:p>
+      <w:r>
         <w:t>VCU</w:t>
       </w:r>
       <w:r>
-        <w:t>气压信号（数字）</w:t>
-      </w:r>
-      <w:r>
-        <w:rPr>
-          <w:rFonts w:hint="eastAsia"/>
-        </w:rPr>
-        <w:t>：V</w:t>
-      </w:r>
-      <w:r>
-        <w:t>CU_AIR</w:t>
-      </w:r>
-    </w:p>
-    <w:p>
-      <w:r>
-        <w:rPr>
-          <w:rFonts w:hint="eastAsia"/>
-        </w:rPr>
-        <w:t>安全回路输入（</w:t>
-      </w:r>
-      <w:r>
-        <w:t>TSMS</w:t>
-      </w:r>
-      <w:r>
-        <w:t>、互锁后）</w:t>
-      </w:r>
-      <w:r>
-        <w:rPr>
-          <w:rFonts w:hint="eastAsia"/>
-        </w:rPr>
-        <w:t>：SDC_</w:t>
-      </w:r>
-      <w:r>
-        <w:t>IN</w:t>
-      </w:r>
-    </w:p>
-    <w:p>
-      <w:r>
-        <w:rPr>
-          <w:rFonts w:hint="eastAsia"/>
-        </w:rPr>
-        <w:t>看门狗信号</w:t>
+        <w:rPr>
+          <w:rFonts w:hint="eastAsia"/>
+        </w:rPr>
+        <w:t>反馈</w:t>
+      </w:r>
+      <w:r>
+        <w:rPr>
+          <w:rFonts w:hint="eastAsia"/>
+        </w:rPr>
+        <w:t>继电器是否接通</w:t>
       </w:r>
       <w:r>
         <w:rPr>
@@ -244,41 +325,35 @@
         <w:t>:</w:t>
       </w:r>
       <w:r>
-        <w:t>ECU_WDI</w:t>
-      </w:r>
-    </w:p>
-    <w:p>
-      <w:r>
-        <w:t>RES</w:t>
-      </w:r>
-      <w:r>
-        <w:t>输入</w:t>
-      </w:r>
-      <w:r>
-        <w:rPr>
-          <w:rFonts w:hint="eastAsia"/>
-        </w:rPr>
-        <w:t>:</w:t>
-      </w:r>
-      <w:r>
-        <w:t>RES</w:t>
-      </w:r>
-    </w:p>
-    <w:p>
-      <w:r>
-        <w:t>EBS</w:t>
-      </w:r>
-      <w:r>
-        <w:t>复位</w:t>
-      </w:r>
-      <w:r>
-        <w:rPr>
-          <w:rFonts w:hint="eastAsia"/>
-        </w:rPr>
-        <w:t>:</w:t>
-      </w:r>
-      <w:r>
-        <w:t>EBS_RESET</w:t>
+        <w:t>VCU_FB</w:t>
+      </w:r>
+    </w:p>
+    <w:p>
+      <w:r>
+        <w:rPr>
+          <w:rFonts w:hint="eastAsia"/>
+        </w:rPr>
+        <w:t>同锁存板</w:t>
+      </w:r>
+      <w:r>
+        <w:t>EBS_ERROR:AS_LOCK</w:t>
+      </w:r>
+    </w:p>
+    <w:p>
+      <w:pPr>
+        <w:rPr>
+          <w:rFonts w:hint="eastAsia"/>
+        </w:rPr>
+      </w:pPr>
+      <w:r>
+        <w:rPr>
+          <w:rFonts w:hint="eastAsia"/>
+        </w:rPr>
+        <w:lastRenderedPageBreak/>
+        <w:t>信号回传给VCU:</w:t>
+      </w:r>
+      <w:r>
+        <w:t>EBS_CHECK(12V)</w:t>
       </w:r>
     </w:p>
     <w:p/>
@@ -374,23 +449,6 @@
         <w:rPr>
           <w:rFonts w:hint="eastAsia"/>
         </w:rPr>
-        <w:lastRenderedPageBreak/>
-        <w:t>刹车：启动电磁阀，断开安全回路</w:t>
-      </w:r>
-    </w:p>
-    <w:p>
-      <w:r>
-        <w:rPr>
-          <w:rFonts w:hint="eastAsia"/>
-        </w:rPr>
-        <w:t>使用双稳态继电器保证异常下低压后刹车稳定性</w:t>
-      </w:r>
-    </w:p>
-    <w:p>
-      <w:r>
-        <w:rPr>
-          <w:rFonts w:hint="eastAsia"/>
-        </w:rPr>
         <w:t>板子上电时解除刹车</w:t>
       </w:r>
     </w:p>
@@ -454,13 +512,7 @@
         <w:t>输入--安全回路输入控制的继电器--A点--GND 若A点信号为0，则刹车</w:t>
       </w:r>
     </w:p>
-    <w:p>
-      <w:pPr>
-        <w:rPr>
-          <w:rFonts w:hint="eastAsia"/>
-        </w:rPr>
-      </w:pPr>
-    </w:p>
+    <w:p/>
     <w:p>
       <w:pPr>
         <w:rPr>
@@ -540,6 +592,7 @@
         <w:rPr>
           <w:rFonts w:hint="eastAsia"/>
         </w:rPr>
+        <w:lastRenderedPageBreak/>
         <w:t>气动或者液压</w:t>
       </w:r>
       <w:r>
@@ -572,27 +625,138 @@
         <w:rPr>
           <w:rFonts w:hint="eastAsia"/>
         </w:rPr>
+        <w:t>断开操作点最多有两个，且必须相互紧邻，很容易地不需要使用任何工具</w:t>
+      </w:r>
+      <w:r>
+        <w:t>/拆除任何车身部位/</w:t>
+      </w:r>
+    </w:p>
+    <w:p>
+      <w:r>
+        <w:rPr>
+          <w:rFonts w:hint="eastAsia"/>
+        </w:rPr>
+        <w:t>深入驾驶舱内部就可以接触到。必须可以在带着高压绝缘手套时进行操作，且在驾驶时被锥体</w:t>
+      </w:r>
+    </w:p>
+    <w:p>
+      <w:r>
+        <w:rPr>
+          <w:rFonts w:hint="eastAsia"/>
+        </w:rPr>
+        <w:t>撞击时能防止意外启动。</w:t>
+      </w:r>
+      <w:r>
+        <w:t xml:space="preserve"> </w:t>
+      </w:r>
+    </w:p>
+    <w:p>
+      <w:r>
+        <w:t>3.1.7 EBS 释放点必须安装在靠近 ASMS 的位置，或安装在靠近车辆中心线的前隔板和前环之</w:t>
+      </w:r>
+    </w:p>
+    <w:p>
+      <w:r>
+        <w:rPr>
+          <w:rFonts w:hint="eastAsia"/>
+        </w:rPr>
+        <w:t>间的车辆顶部。可通过最多两个简单的推</w:t>
+      </w:r>
+      <w:r>
+        <w:t>/拉 和/或 转动操作进行操作，这些操作的顺序和方</w:t>
+      </w:r>
+    </w:p>
+    <w:p>
+      <w:r>
+        <w:rPr>
+          <w:rFonts w:hint="eastAsia"/>
+        </w:rPr>
+        <w:t>向必须显示在断开操作点旁边。断开操作点必须为红色。这个点必须被一个长度</w:t>
+      </w:r>
+      <w:r>
+        <w:t xml:space="preserve"> 100mm，宽 </w:t>
+      </w:r>
+    </w:p>
+    <w:p>
+      <w:r>
+        <w:t xml:space="preserve">20mm 的红色箭头与前头上带有白色“EBS release”的 文字标注。 </w:t>
+      </w:r>
+    </w:p>
+    <w:p>
+      <w:r>
+        <w:t>3.1.8 禁止在 EBS 的关键气路中使用任何快拆接头，并且任何使用同样能源储存设备并没有合</w:t>
+      </w:r>
+    </w:p>
+    <w:p>
+      <w:r>
+        <w:rPr>
+          <w:rFonts w:hint="eastAsia"/>
+        </w:rPr>
+        <w:t>适解耦的系统也禁止使用。</w:t>
+      </w:r>
+      <w:r>
+        <w:t xml:space="preserve"> </w:t>
+      </w:r>
+    </w:p>
+    <w:p>
+      <w:r>
+        <w:t xml:space="preserve">3.2 安全性功能 </w:t>
+      </w:r>
+    </w:p>
+    <w:p>
+      <w:r>
+        <w:t>3.2.1 由于 EBS 的安全关键特性的考虑，系统必须能够保持完整的功能性，也可以在任何一个</w:t>
+      </w:r>
+    </w:p>
+    <w:p>
+      <w:r>
+        <w:rPr>
+          <w:rFonts w:hint="eastAsia"/>
+        </w:rPr>
+        <w:t>失效模式下使赛车自动切换进入安全状态。</w:t>
+      </w:r>
+      <w:r>
+        <w:t xml:space="preserve"> </w:t>
+      </w:r>
+    </w:p>
+    <w:p>
+      <w:r>
+        <w:t xml:space="preserve">3.2.2 安全状态是指赛车静止，制动激活以防止赛车移动并且安全回路断开。 </w:t>
+      </w:r>
+    </w:p>
+    <w:p>
+      <w:r>
+        <w:t xml:space="preserve">~ 125 ~ </w:t>
+      </w:r>
+    </w:p>
+    <w:p>
+      <w:r>
+        <w:t>3.2.3 确保进入安全状态，赛车必须表现规则第六章3.3和第二章7.5.3中所描述的无人驾驶制</w:t>
+      </w:r>
+    </w:p>
+    <w:p>
+      <w:r>
+        <w:rPr>
+          <w:rFonts w:hint="eastAsia"/>
+        </w:rPr>
+        <w:t>动动作。</w:t>
+      </w:r>
+      <w:r>
+        <w:t xml:space="preserve"> </w:t>
+      </w:r>
+    </w:p>
+    <w:p>
+      <w:r>
         <w:lastRenderedPageBreak/>
-        <w:t>断开操作点最多有两个，且必须相互紧邻，很容易地不需要使用任何工具</w:t>
-      </w:r>
-      <w:r>
-        <w:t>/拆除任何车身部位/</w:t>
-      </w:r>
-    </w:p>
-    <w:p>
-      <w:r>
-        <w:rPr>
-          <w:rFonts w:hint="eastAsia"/>
-        </w:rPr>
-        <w:t>深入驾驶舱内部就可以接触到。必须可以在带着高压绝缘手套时进行操作，且在驾驶时被锥体</w:t>
-      </w:r>
-    </w:p>
-    <w:p>
-      <w:r>
-        <w:rPr>
-          <w:rFonts w:hint="eastAsia"/>
-        </w:rPr>
-        <w:t>撞击时能防止意外启动。</w:t>
+        <w:t>3.2.4 在 AS 切换至“AS Ready”前，必须存在一个初始状态检查来保证EBS和它的冗余系统</w:t>
+      </w:r>
+    </w:p>
+    <w:p>
+      <w:r>
+        <w:rPr>
+          <w:rFonts w:hint="eastAsia"/>
+        </w:rPr>
+        <w:t>可以像期望的一样建立制动压力。</w:t>
       </w:r>
       <w:r>
         <w:t xml:space="preserve"> </w:t>
@@ -600,117 +764,6 @@
     </w:p>
     <w:p>
       <w:r>
-        <w:t>3.1.7 EBS 释放点必须安装在靠近 ASMS 的位置，或安装在靠近车辆中心线的前隔板和前环之</w:t>
-      </w:r>
-    </w:p>
-    <w:p>
-      <w:r>
-        <w:rPr>
-          <w:rFonts w:hint="eastAsia"/>
-        </w:rPr>
-        <w:t>间的车辆顶部。可通过最多两个简单的推</w:t>
-      </w:r>
-      <w:r>
-        <w:t>/拉 和/或 转动操作进行操作，这些操作的顺序和方</w:t>
-      </w:r>
-    </w:p>
-    <w:p>
-      <w:r>
-        <w:rPr>
-          <w:rFonts w:hint="eastAsia"/>
-        </w:rPr>
-        <w:t>向必须显示在断开操作点旁边。断开操作点必须为红色。这个点必须被一个长度</w:t>
-      </w:r>
-      <w:r>
-        <w:t xml:space="preserve"> 100mm，宽 </w:t>
-      </w:r>
-    </w:p>
-    <w:p>
-      <w:r>
-        <w:t xml:space="preserve">20mm 的红色箭头与前头上带有白色“EBS release”的 文字标注。 </w:t>
-      </w:r>
-    </w:p>
-    <w:p>
-      <w:r>
-        <w:t>3.1.8 禁止在 EBS 的关键气路中使用任何快拆接头，并且任何使用同样能源储存设备并没有合</w:t>
-      </w:r>
-    </w:p>
-    <w:p>
-      <w:r>
-        <w:rPr>
-          <w:rFonts w:hint="eastAsia"/>
-        </w:rPr>
-        <w:t>适解耦的系统也禁止使用。</w:t>
-      </w:r>
-      <w:r>
-        <w:t xml:space="preserve"> </w:t>
-      </w:r>
-    </w:p>
-    <w:p>
-      <w:r>
-        <w:t xml:space="preserve">3.2 安全性功能 </w:t>
-      </w:r>
-    </w:p>
-    <w:p>
-      <w:r>
-        <w:t>3.2.1 由于 EBS 的安全关键特性的考虑，系统必须能够保持完整的功能性，也可以在任何一个</w:t>
-      </w:r>
-    </w:p>
-    <w:p>
-      <w:r>
-        <w:rPr>
-          <w:rFonts w:hint="eastAsia"/>
-        </w:rPr>
-        <w:t>失效模式下使赛车自动切换进入安全状态。</w:t>
-      </w:r>
-      <w:r>
-        <w:t xml:space="preserve"> </w:t>
-      </w:r>
-    </w:p>
-    <w:p>
-      <w:r>
-        <w:t xml:space="preserve">3.2.2 安全状态是指赛车静止，制动激活以防止赛车移动并且安全回路断开。 </w:t>
-      </w:r>
-    </w:p>
-    <w:p>
-      <w:r>
-        <w:t xml:space="preserve">~ 125 ~ </w:t>
-      </w:r>
-    </w:p>
-    <w:p>
-      <w:r>
-        <w:t>3.2.3 确保进入安全状态，赛车必须表现规则第六章3.3和第二章7.5.3中所描述的无人驾驶制</w:t>
-      </w:r>
-    </w:p>
-    <w:p>
-      <w:r>
-        <w:rPr>
-          <w:rFonts w:hint="eastAsia"/>
-        </w:rPr>
-        <w:t>动动作。</w:t>
-      </w:r>
-      <w:r>
-        <w:t xml:space="preserve"> </w:t>
-      </w:r>
-    </w:p>
-    <w:p>
-      <w:r>
-        <w:t>3.2.4 在 AS 切换至“AS Ready”前，必须存在一个初始状态检查来保证EBS和它的冗余系统</w:t>
-      </w:r>
-    </w:p>
-    <w:p>
-      <w:r>
-        <w:rPr>
-          <w:rFonts w:hint="eastAsia"/>
-        </w:rPr>
-        <w:t>可以像期望的一样建立制动压力。</w:t>
-      </w:r>
-      <w:r>
-        <w:t xml:space="preserve"> </w:t>
-      </w:r>
-    </w:p>
-    <w:p>
-      <w:r>
         <w:t xml:space="preserve">3.2.5 驱动系统不被认为成制动系统。 </w:t>
       </w:r>
     </w:p>
@@ -721,7 +774,6 @@
     </w:p>
     <w:p>
       <w:r>
-        <w:lastRenderedPageBreak/>
         <w:t>3.2.7 如果 EBS 检测到失效，驾驶舱内必须有个阳光下清晰可见，并带有“EBS”文字标注的</w:t>
       </w:r>
     </w:p>

--- a/EBS/EBS功能说明（2026）.docx
+++ b/EBS/EBS功能说明（2026）.docx
@@ -224,22 +224,11 @@
     </w:p>
     <w:p>
       <w:r>
-        <w:t>ASMS后供电12v</w:t>
-      </w:r>
-      <w:r>
-        <w:rPr>
-          <w:rFonts w:hint="eastAsia"/>
-        </w:rPr>
-        <w:t>：</w:t>
-      </w:r>
-      <w:r>
-        <w:rPr>
-          <w:rFonts w:hint="eastAsia"/>
-        </w:rPr>
-        <w:t>EBS</w:t>
-      </w:r>
-      <w:r>
-        <w:t>_PWR</w:t>
+        <w:rPr>
+          <w:rFonts w:ascii="Microsoft YaHei" w:hAnsi="Microsoft YaHei" w:eastAsia="Microsoft YaHei"/>
+          <w:sz w:val="21"/>
+        </w:rPr>
+        <w:t>RES/ASMS后供电24 V：EBS_PWR</w:t>
       </w:r>
     </w:p>
     <w:p>
@@ -268,75 +257,37 @@
     <w:p>
       <w:r>
         <w:rPr>
-          <w:rFonts w:hint="eastAsia"/>
-        </w:rPr>
-        <w:t>看门狗信号</w:t>
-      </w:r>
-      <w:r>
-        <w:rPr>
-          <w:rFonts w:hint="eastAsia"/>
-        </w:rPr>
-        <w:t>:</w:t>
-      </w:r>
-      <w:r>
-        <w:t>ECU_WDI</w:t>
-      </w:r>
-    </w:p>
-    <w:p>
-      <w:r>
-        <w:rPr>
-          <w:rFonts w:hint="eastAsia"/>
-        </w:rPr>
-        <w:t>E</w:t>
-      </w:r>
-      <w:r>
-        <w:t>BS</w:t>
-      </w:r>
-      <w:r>
-        <w:rPr>
-          <w:rFonts w:hint="eastAsia"/>
-        </w:rPr>
-        <w:t>触发:EBS</w:t>
-      </w:r>
-      <w:r>
-        <w:t>_TRIG</w:t>
-      </w:r>
-    </w:p>
-    <w:p>
-      <w:r>
-        <w:t>VCU</w:t>
-      </w:r>
-      <w:r>
-        <w:rPr>
-          <w:rFonts w:hint="eastAsia"/>
-        </w:rPr>
-        <w:t>反馈</w:t>
-      </w:r>
-      <w:r>
-        <w:rPr>
-          <w:rFonts w:hint="eastAsia"/>
-        </w:rPr>
-        <w:t>继电器是否接通</w:t>
-      </w:r>
-      <w:r>
-        <w:rPr>
-          <w:rFonts w:hint="eastAsia"/>
-        </w:rPr>
-        <w:t>:</w:t>
-      </w:r>
-      <w:r>
-        <w:t>VCU_FB</w:t>
-      </w:r>
-    </w:p>
-    <w:p>
-      <w:r>
-        <w:rPr>
-          <w:rFonts w:hint="eastAsia"/>
-        </w:rPr>
-        <w:t>同锁存板</w:t>
-      </w:r>
-      <w:r>
-        <w:t>EBS_ERROR:AS_LOCK</w:t>
+          <w:rFonts w:ascii="Microsoft YaHei" w:hAnsi="Microsoft YaHei" w:eastAsia="Microsoft YaHei"/>
+          <w:sz w:val="21"/>
+        </w:rPr>
+        <w:t>看门狗信号：VCU_WDI（VCU 12 V脉冲，经12 V→5 V输入调理）</w:t>
+      </w:r>
+    </w:p>
+    <w:p>
+      <w:r>
+        <w:rPr>
+          <w:rFonts w:ascii="Microsoft YaHei" w:hAnsi="Microsoft YaHei" w:eastAsia="Microsoft YaHei"/>
+          <w:sz w:val="21"/>
+        </w:rPr>
+        <w:t>EBS触发：EBS_TRIG（VCU 12 V高有效，经12 V→5 V输入调理）</w:t>
+      </w:r>
+    </w:p>
+    <w:p>
+      <w:r>
+        <w:rPr>
+          <w:rFonts w:ascii="Microsoft YaHei" w:hAnsi="Microsoft YaHei" w:eastAsia="Microsoft YaHei"/>
+          <w:sz w:val="21"/>
+        </w:rPr>
+        <w:t>VCU反馈继电器状态：VCU_FB（0/12 V）</w:t>
+      </w:r>
+    </w:p>
+    <w:p>
+      <w:r>
+        <w:rPr>
+          <w:rFonts w:ascii="Microsoft YaHei" w:hAnsi="Microsoft YaHei" w:eastAsia="Microsoft YaHei"/>
+          <w:sz w:val="21"/>
+        </w:rPr>
+        <w:t>送错误锁存板：AS_LOCK（24 V EBS_WORK分压后约4.23 V）</w:t>
       </w:r>
     </w:p>
     <w:p>
@@ -347,13 +298,10 @@
       </w:pPr>
       <w:r>
         <w:rPr>
-          <w:rFonts w:hint="eastAsia"/>
-        </w:rPr>
-        <w:lastRenderedPageBreak/>
-        <w:t>信号回传给VCU:</w:t>
-      </w:r>
-      <w:r>
-        <w:t>EBS_CHECK(12V)</w:t>
+          <w:rFonts w:ascii="Microsoft YaHei" w:hAnsi="Microsoft YaHei" w:eastAsia="Microsoft YaHei"/>
+          <w:sz w:val="21"/>
+        </w:rPr>
+        <w:t>信号回传给VCU：EBS_CHECK（0/12 V）</w:t>
       </w:r>
     </w:p>
     <w:p/>
@@ -413,18 +361,10 @@
     <w:p>
       <w:r>
         <w:rPr>
-          <w:rFonts w:hint="eastAsia"/>
-        </w:rPr>
-        <w:t>指示板子正常工作</w:t>
-      </w:r>
-      <w:r>
-        <w:rPr>
-          <w:rFonts w:hint="eastAsia"/>
-        </w:rPr>
-        <w:t>:</w:t>
-      </w:r>
-      <w:r>
-        <w:t>+12V</w:t>
+          <w:rFonts w:ascii="Microsoft YaHei" w:hAnsi="Microsoft YaHei" w:eastAsia="Microsoft YaHei"/>
+          <w:sz w:val="21"/>
+        </w:rPr>
+        <w:t>状态反馈：AS_LOCK、VCU_FB、EBS_CHECK</w:t>
       </w:r>
     </w:p>
     <w:p/>
@@ -513,6 +453,1028 @@
       </w:r>
     </w:p>
     <w:p/>
+    <w:p>
+      <w:pPr>
+        <w:spacing w:before="200" w:after="80"/>
+      </w:pPr>
+      <w:r>
+        <w:rPr>
+          <w:rFonts w:ascii="Microsoft YaHei" w:hAnsi="Microsoft YaHei" w:eastAsia="Microsoft YaHei"/>
+          <w:b/>
+          <w:sz w:val="26"/>
+        </w:rPr>
+        <w:t>2026 电路接口校订</w:t>
+      </w:r>
+    </w:p>
+    <w:tbl>
+      <w:tblPr>
+        <w:tblW w:type="auto" w:w="0"/>
+        <w:tblLayout w:type="autofit"/>
+        <w:tblLook w:firstColumn="1" w:firstRow="1" w:lastColumn="0" w:lastRow="0" w:noHBand="0" w:noVBand="1" w:val="04A0"/>
+        <w:tblBorders>
+          <w:top w:val="single" w:sz="4" w:color="B7C9D6"/>
+          <w:left w:val="single" w:sz="4" w:color="B7C9D6"/>
+          <w:bottom w:val="single" w:sz="4" w:color="B7C9D6"/>
+          <w:right w:val="single" w:sz="4" w:color="B7C9D6"/>
+          <w:insideH w:val="single" w:sz="4" w:color="B7C9D6"/>
+          <w:insideV w:val="single" w:sz="4" w:color="B7C9D6"/>
+        </w:tblBorders>
+      </w:tblPr>
+      <w:tblGrid>
+        <w:gridCol w:w="1661"/>
+        <w:gridCol w:w="1661"/>
+        <w:gridCol w:w="1661"/>
+        <w:gridCol w:w="1661"/>
+        <w:gridCol w:w="1661"/>
+      </w:tblGrid>
+      <w:tr>
+        <w:tc>
+          <w:tcPr>
+            <w:tcW w:type="dxa" w:w="907"/>
+            <w:vAlign w:val="center"/>
+          </w:tcPr>
+          <w:p>
+            <w:pPr>
+              <w:spacing w:after="0" w:before="0"/>
+            </w:pPr>
+            <w:r>
+              <w:rPr>
+                <w:rFonts w:ascii="Microsoft YaHei" w:hAnsi="Microsoft YaHei" w:eastAsia="Microsoft YaHei"/>
+                <w:b/>
+                <w:sz w:val="19"/>
+              </w:rPr>
+              <w:t>连接器</w:t>
+            </w:r>
+          </w:p>
+        </w:tc>
+        <w:tc>
+          <w:tcPr>
+            <w:tcW w:type="dxa" w:w="680"/>
+            <w:vAlign w:val="center"/>
+          </w:tcPr>
+          <w:p>
+            <w:pPr>
+              <w:spacing w:after="0" w:before="0"/>
+            </w:pPr>
+            <w:r>
+              <w:rPr>
+                <w:rFonts w:ascii="Microsoft YaHei" w:hAnsi="Microsoft YaHei" w:eastAsia="Microsoft YaHei"/>
+                <w:b/>
+                <w:sz w:val="19"/>
+              </w:rPr>
+              <w:t>针脚</w:t>
+            </w:r>
+          </w:p>
+        </w:tc>
+        <w:tc>
+          <w:tcPr>
+            <w:tcW w:type="dxa" w:w="1531"/>
+            <w:vAlign w:val="center"/>
+          </w:tcPr>
+          <w:p>
+            <w:pPr>
+              <w:spacing w:after="0" w:before="0"/>
+            </w:pPr>
+            <w:r>
+              <w:rPr>
+                <w:rFonts w:ascii="Microsoft YaHei" w:hAnsi="Microsoft YaHei" w:eastAsia="Microsoft YaHei"/>
+                <w:b/>
+                <w:sz w:val="19"/>
+              </w:rPr>
+              <w:t>网络</w:t>
+            </w:r>
+          </w:p>
+        </w:tc>
+        <w:tc>
+          <w:tcPr>
+            <w:tcW w:type="dxa" w:w="907"/>
+            <w:vAlign w:val="center"/>
+          </w:tcPr>
+          <w:p>
+            <w:pPr>
+              <w:spacing w:after="0" w:before="0"/>
+            </w:pPr>
+            <w:r>
+              <w:rPr>
+                <w:rFonts w:ascii="Microsoft YaHei" w:hAnsi="Microsoft YaHei" w:eastAsia="Microsoft YaHei"/>
+                <w:b/>
+                <w:sz w:val="19"/>
+              </w:rPr>
+              <w:t>方向</w:t>
+            </w:r>
+          </w:p>
+        </w:tc>
+        <w:tc>
+          <w:tcPr>
+            <w:tcW w:type="dxa" w:w="5102"/>
+            <w:vAlign w:val="center"/>
+          </w:tcPr>
+          <w:p>
+            <w:pPr>
+              <w:spacing w:after="0" w:before="0"/>
+            </w:pPr>
+            <w:r>
+              <w:rPr>
+                <w:rFonts w:ascii="Microsoft YaHei" w:hAnsi="Microsoft YaHei" w:eastAsia="Microsoft YaHei"/>
+                <w:b/>
+                <w:sz w:val="19"/>
+              </w:rPr>
+              <w:t>当前定义</w:t>
+            </w:r>
+          </w:p>
+        </w:tc>
+      </w:tr>
+      <w:tr>
+        <w:tc>
+          <w:tcPr>
+            <w:tcW w:type="dxa" w:w="907"/>
+            <w:vAlign w:val="center"/>
+          </w:tcPr>
+          <w:p>
+            <w:pPr>
+              <w:spacing w:after="0" w:before="0"/>
+            </w:pPr>
+            <w:r>
+              <w:rPr>
+                <w:rFonts w:ascii="Microsoft YaHei" w:hAnsi="Microsoft YaHei" w:eastAsia="Microsoft YaHei"/>
+                <w:b w:val="0"/>
+                <w:sz w:val="19"/>
+              </w:rPr>
+              <w:t>H1</w:t>
+            </w:r>
+          </w:p>
+        </w:tc>
+        <w:tc>
+          <w:tcPr>
+            <w:tcW w:type="dxa" w:w="680"/>
+            <w:vAlign w:val="center"/>
+          </w:tcPr>
+          <w:p>
+            <w:pPr>
+              <w:spacing w:after="0" w:before="0"/>
+            </w:pPr>
+            <w:r>
+              <w:rPr>
+                <w:rFonts w:ascii="Microsoft YaHei" w:hAnsi="Microsoft YaHei" w:eastAsia="Microsoft YaHei"/>
+                <w:b w:val="0"/>
+                <w:sz w:val="19"/>
+              </w:rPr>
+              <w:t>1</w:t>
+            </w:r>
+          </w:p>
+        </w:tc>
+        <w:tc>
+          <w:tcPr>
+            <w:tcW w:type="dxa" w:w="1531"/>
+            <w:vAlign w:val="center"/>
+          </w:tcPr>
+          <w:p>
+            <w:pPr>
+              <w:spacing w:after="0" w:before="0"/>
+            </w:pPr>
+            <w:r>
+              <w:rPr>
+                <w:rFonts w:ascii="Microsoft YaHei" w:hAnsi="Microsoft YaHei" w:eastAsia="Microsoft YaHei"/>
+                <w:b w:val="0"/>
+                <w:sz w:val="19"/>
+              </w:rPr>
+              <w:t>VCU_WDI</w:t>
+            </w:r>
+          </w:p>
+        </w:tc>
+        <w:tc>
+          <w:tcPr>
+            <w:tcW w:type="dxa" w:w="907"/>
+            <w:vAlign w:val="center"/>
+          </w:tcPr>
+          <w:p>
+            <w:pPr>
+              <w:spacing w:after="0" w:before="0"/>
+            </w:pPr>
+            <w:r>
+              <w:rPr>
+                <w:rFonts w:ascii="Microsoft YaHei" w:hAnsi="Microsoft YaHei" w:eastAsia="Microsoft YaHei"/>
+                <w:b w:val="0"/>
+                <w:sz w:val="19"/>
+              </w:rPr>
+              <w:t>输入</w:t>
+            </w:r>
+          </w:p>
+        </w:tc>
+        <w:tc>
+          <w:tcPr>
+            <w:tcW w:type="dxa" w:w="5102"/>
+            <w:vAlign w:val="center"/>
+          </w:tcPr>
+          <w:p>
+            <w:pPr>
+              <w:spacing w:after="0" w:before="0"/>
+            </w:pPr>
+            <w:r>
+              <w:rPr>
+                <w:rFonts w:ascii="Microsoft YaHei" w:hAnsi="Microsoft YaHei" w:eastAsia="Microsoft YaHei"/>
+                <w:b w:val="0"/>
+                <w:sz w:val="19"/>
+              </w:rPr>
+              <w:t>VCU 12 V看门狗脉冲；须经验证的12 V→5 V调理后进入UCC2946</w:t>
+            </w:r>
+          </w:p>
+        </w:tc>
+      </w:tr>
+      <w:tr>
+        <w:tc>
+          <w:tcPr>
+            <w:tcW w:type="dxa" w:w="907"/>
+            <w:vAlign w:val="center"/>
+          </w:tcPr>
+          <w:p>
+            <w:pPr>
+              <w:spacing w:after="0" w:before="0"/>
+            </w:pPr>
+            <w:r>
+              <w:rPr>
+                <w:rFonts w:ascii="Microsoft YaHei" w:hAnsi="Microsoft YaHei" w:eastAsia="Microsoft YaHei"/>
+                <w:b w:val="0"/>
+                <w:sz w:val="19"/>
+              </w:rPr>
+              <w:t>H1</w:t>
+            </w:r>
+          </w:p>
+        </w:tc>
+        <w:tc>
+          <w:tcPr>
+            <w:tcW w:type="dxa" w:w="680"/>
+            <w:vAlign w:val="center"/>
+          </w:tcPr>
+          <w:p>
+            <w:pPr>
+              <w:spacing w:after="0" w:before="0"/>
+            </w:pPr>
+            <w:r>
+              <w:rPr>
+                <w:rFonts w:ascii="Microsoft YaHei" w:hAnsi="Microsoft YaHei" w:eastAsia="Microsoft YaHei"/>
+                <w:b w:val="0"/>
+                <w:sz w:val="19"/>
+              </w:rPr>
+              <w:t>2</w:t>
+            </w:r>
+          </w:p>
+        </w:tc>
+        <w:tc>
+          <w:tcPr>
+            <w:tcW w:type="dxa" w:w="1531"/>
+            <w:vAlign w:val="center"/>
+          </w:tcPr>
+          <w:p>
+            <w:pPr>
+              <w:spacing w:after="0" w:before="0"/>
+            </w:pPr>
+            <w:r>
+              <w:rPr>
+                <w:rFonts w:ascii="Microsoft YaHei" w:hAnsi="Microsoft YaHei" w:eastAsia="Microsoft YaHei"/>
+                <w:b w:val="0"/>
+                <w:sz w:val="19"/>
+              </w:rPr>
+              <w:t>EBS_TRIG</w:t>
+            </w:r>
+          </w:p>
+        </w:tc>
+        <w:tc>
+          <w:tcPr>
+            <w:tcW w:type="dxa" w:w="907"/>
+            <w:vAlign w:val="center"/>
+          </w:tcPr>
+          <w:p>
+            <w:pPr>
+              <w:spacing w:after="0" w:before="0"/>
+            </w:pPr>
+            <w:r>
+              <w:rPr>
+                <w:rFonts w:ascii="Microsoft YaHei" w:hAnsi="Microsoft YaHei" w:eastAsia="Microsoft YaHei"/>
+                <w:b w:val="0"/>
+                <w:sz w:val="19"/>
+              </w:rPr>
+              <w:t>输入</w:t>
+            </w:r>
+          </w:p>
+        </w:tc>
+        <w:tc>
+          <w:tcPr>
+            <w:tcW w:type="dxa" w:w="5102"/>
+            <w:vAlign w:val="center"/>
+          </w:tcPr>
+          <w:p>
+            <w:pPr>
+              <w:spacing w:after="0" w:before="0"/>
+            </w:pPr>
+            <w:r>
+              <w:rPr>
+                <w:rFonts w:ascii="Microsoft YaHei" w:hAnsi="Microsoft YaHei" w:eastAsia="Microsoft YaHei"/>
+                <w:b w:val="0"/>
+                <w:sz w:val="19"/>
+              </w:rPr>
+              <w:t>VCU 12 V高有效触发；须经12 V→5 V调理后进入施密特反相器</w:t>
+            </w:r>
+          </w:p>
+        </w:tc>
+      </w:tr>
+      <w:tr>
+        <w:tc>
+          <w:tcPr>
+            <w:tcW w:type="dxa" w:w="907"/>
+            <w:vAlign w:val="center"/>
+          </w:tcPr>
+          <w:p>
+            <w:pPr>
+              <w:spacing w:after="0" w:before="0"/>
+            </w:pPr>
+            <w:r>
+              <w:rPr>
+                <w:rFonts w:ascii="Microsoft YaHei" w:hAnsi="Microsoft YaHei" w:eastAsia="Microsoft YaHei"/>
+                <w:b w:val="0"/>
+                <w:sz w:val="19"/>
+              </w:rPr>
+              <w:t>H1</w:t>
+            </w:r>
+          </w:p>
+        </w:tc>
+        <w:tc>
+          <w:tcPr>
+            <w:tcW w:type="dxa" w:w="680"/>
+            <w:vAlign w:val="center"/>
+          </w:tcPr>
+          <w:p>
+            <w:pPr>
+              <w:spacing w:after="0" w:before="0"/>
+            </w:pPr>
+            <w:r>
+              <w:rPr>
+                <w:rFonts w:ascii="Microsoft YaHei" w:hAnsi="Microsoft YaHei" w:eastAsia="Microsoft YaHei"/>
+                <w:b w:val="0"/>
+                <w:sz w:val="19"/>
+              </w:rPr>
+              <w:t>3</w:t>
+            </w:r>
+          </w:p>
+        </w:tc>
+        <w:tc>
+          <w:tcPr>
+            <w:tcW w:type="dxa" w:w="1531"/>
+            <w:vAlign w:val="center"/>
+          </w:tcPr>
+          <w:p>
+            <w:pPr>
+              <w:spacing w:after="0" w:before="0"/>
+            </w:pPr>
+            <w:r>
+              <w:rPr>
+                <w:rFonts w:ascii="Microsoft YaHei" w:hAnsi="Microsoft YaHei" w:eastAsia="Microsoft YaHei"/>
+                <w:b w:val="0"/>
+                <w:sz w:val="19"/>
+              </w:rPr>
+              <w:t>EBS_CHECK</w:t>
+            </w:r>
+          </w:p>
+        </w:tc>
+        <w:tc>
+          <w:tcPr>
+            <w:tcW w:type="dxa" w:w="907"/>
+            <w:vAlign w:val="center"/>
+          </w:tcPr>
+          <w:p>
+            <w:pPr>
+              <w:spacing w:after="0" w:before="0"/>
+            </w:pPr>
+            <w:r>
+              <w:rPr>
+                <w:rFonts w:ascii="Microsoft YaHei" w:hAnsi="Microsoft YaHei" w:eastAsia="Microsoft YaHei"/>
+                <w:b w:val="0"/>
+                <w:sz w:val="19"/>
+              </w:rPr>
+              <w:t>输出</w:t>
+            </w:r>
+          </w:p>
+        </w:tc>
+        <w:tc>
+          <w:tcPr>
+            <w:tcW w:type="dxa" w:w="5102"/>
+            <w:vAlign w:val="center"/>
+          </w:tcPr>
+          <w:p>
+            <w:pPr>
+              <w:spacing w:after="0" w:before="0"/>
+            </w:pPr>
+            <w:r>
+              <w:rPr>
+                <w:rFonts w:ascii="Microsoft YaHei" w:hAnsi="Microsoft YaHei" w:eastAsia="Microsoft YaHei"/>
+                <w:b w:val="0"/>
+                <w:sz w:val="19"/>
+              </w:rPr>
+              <w:t>给VCU的0/12 V检查信号；门限和极性须台架确认</w:t>
+            </w:r>
+          </w:p>
+        </w:tc>
+      </w:tr>
+      <w:tr>
+        <w:tc>
+          <w:tcPr>
+            <w:tcW w:type="dxa" w:w="907"/>
+            <w:vAlign w:val="center"/>
+          </w:tcPr>
+          <w:p>
+            <w:pPr>
+              <w:spacing w:after="0" w:before="0"/>
+            </w:pPr>
+            <w:r>
+              <w:rPr>
+                <w:rFonts w:ascii="Microsoft YaHei" w:hAnsi="Microsoft YaHei" w:eastAsia="Microsoft YaHei"/>
+                <w:b w:val="0"/>
+                <w:sz w:val="19"/>
+              </w:rPr>
+              <w:t>H2</w:t>
+            </w:r>
+          </w:p>
+        </w:tc>
+        <w:tc>
+          <w:tcPr>
+            <w:tcW w:type="dxa" w:w="680"/>
+            <w:vAlign w:val="center"/>
+          </w:tcPr>
+          <w:p>
+            <w:pPr>
+              <w:spacing w:after="0" w:before="0"/>
+            </w:pPr>
+            <w:r>
+              <w:rPr>
+                <w:rFonts w:ascii="Microsoft YaHei" w:hAnsi="Microsoft YaHei" w:eastAsia="Microsoft YaHei"/>
+                <w:b w:val="0"/>
+                <w:sz w:val="19"/>
+              </w:rPr>
+              <w:t>1</w:t>
+            </w:r>
+          </w:p>
+        </w:tc>
+        <w:tc>
+          <w:tcPr>
+            <w:tcW w:type="dxa" w:w="1531"/>
+            <w:vAlign w:val="center"/>
+          </w:tcPr>
+          <w:p>
+            <w:pPr>
+              <w:spacing w:after="0" w:before="0"/>
+            </w:pPr>
+            <w:r>
+              <w:rPr>
+                <w:rFonts w:ascii="Microsoft YaHei" w:hAnsi="Microsoft YaHei" w:eastAsia="Microsoft YaHei"/>
+                <w:b w:val="0"/>
+                <w:sz w:val="19"/>
+              </w:rPr>
+              <w:t>SDC_IN</w:t>
+            </w:r>
+          </w:p>
+        </w:tc>
+        <w:tc>
+          <w:tcPr>
+            <w:tcW w:type="dxa" w:w="907"/>
+            <w:vAlign w:val="center"/>
+          </w:tcPr>
+          <w:p>
+            <w:pPr>
+              <w:spacing w:after="0" w:before="0"/>
+            </w:pPr>
+            <w:r>
+              <w:rPr>
+                <w:rFonts w:ascii="Microsoft YaHei" w:hAnsi="Microsoft YaHei" w:eastAsia="Microsoft YaHei"/>
+                <w:b w:val="0"/>
+                <w:sz w:val="19"/>
+              </w:rPr>
+              <w:t>输入</w:t>
+            </w:r>
+          </w:p>
+        </w:tc>
+        <w:tc>
+          <w:tcPr>
+            <w:tcW w:type="dxa" w:w="5102"/>
+            <w:vAlign w:val="center"/>
+          </w:tcPr>
+          <w:p>
+            <w:pPr>
+              <w:spacing w:after="0" w:before="0"/>
+            </w:pPr>
+            <w:r>
+              <w:rPr>
+                <w:rFonts w:ascii="Microsoft YaHei" w:hAnsi="Microsoft YaHei" w:eastAsia="Microsoft YaHei"/>
+                <w:b w:val="0"/>
+                <w:sz w:val="19"/>
+              </w:rPr>
+              <w:t>安全回路电压；名义24 V，掉电时RLY2释放</w:t>
+            </w:r>
+          </w:p>
+        </w:tc>
+      </w:tr>
+      <w:tr>
+        <w:tc>
+          <w:tcPr>
+            <w:tcW w:type="dxa" w:w="907"/>
+            <w:vAlign w:val="center"/>
+          </w:tcPr>
+          <w:p>
+            <w:pPr>
+              <w:spacing w:after="0" w:before="0"/>
+            </w:pPr>
+            <w:r>
+              <w:rPr>
+                <w:rFonts w:ascii="Microsoft YaHei" w:hAnsi="Microsoft YaHei" w:eastAsia="Microsoft YaHei"/>
+                <w:b w:val="0"/>
+                <w:sz w:val="19"/>
+              </w:rPr>
+              <w:t>H2</w:t>
+            </w:r>
+          </w:p>
+        </w:tc>
+        <w:tc>
+          <w:tcPr>
+            <w:tcW w:type="dxa" w:w="680"/>
+            <w:vAlign w:val="center"/>
+          </w:tcPr>
+          <w:p>
+            <w:pPr>
+              <w:spacing w:after="0" w:before="0"/>
+            </w:pPr>
+            <w:r>
+              <w:rPr>
+                <w:rFonts w:ascii="Microsoft YaHei" w:hAnsi="Microsoft YaHei" w:eastAsia="Microsoft YaHei"/>
+                <w:b w:val="0"/>
+                <w:sz w:val="19"/>
+              </w:rPr>
+              <w:t>2</w:t>
+            </w:r>
+          </w:p>
+        </w:tc>
+        <w:tc>
+          <w:tcPr>
+            <w:tcW w:type="dxa" w:w="1531"/>
+            <w:vAlign w:val="center"/>
+          </w:tcPr>
+          <w:p>
+            <w:pPr>
+              <w:spacing w:after="0" w:before="0"/>
+            </w:pPr>
+            <w:r>
+              <w:rPr>
+                <w:rFonts w:ascii="Microsoft YaHei" w:hAnsi="Microsoft YaHei" w:eastAsia="Microsoft YaHei"/>
+                <w:b w:val="0"/>
+                <w:sz w:val="19"/>
+              </w:rPr>
+              <w:t>EBS_WORK</w:t>
+            </w:r>
+          </w:p>
+        </w:tc>
+        <w:tc>
+          <w:tcPr>
+            <w:tcW w:type="dxa" w:w="907"/>
+            <w:vAlign w:val="center"/>
+          </w:tcPr>
+          <w:p>
+            <w:pPr>
+              <w:spacing w:after="0" w:before="0"/>
+            </w:pPr>
+            <w:r>
+              <w:rPr>
+                <w:rFonts w:ascii="Microsoft YaHei" w:hAnsi="Microsoft YaHei" w:eastAsia="Microsoft YaHei"/>
+                <w:b w:val="0"/>
+                <w:sz w:val="19"/>
+              </w:rPr>
+              <w:t>输出</w:t>
+            </w:r>
+          </w:p>
+        </w:tc>
+        <w:tc>
+          <w:tcPr>
+            <w:tcW w:type="dxa" w:w="5102"/>
+            <w:vAlign w:val="center"/>
+          </w:tcPr>
+          <w:p>
+            <w:pPr>
+              <w:spacing w:after="0" w:before="0"/>
+            </w:pPr>
+            <w:r>
+              <w:rPr>
+                <w:rFonts w:ascii="Microsoft YaHei" w:hAnsi="Microsoft YaHei" w:eastAsia="Microsoft YaHei"/>
+                <w:b w:val="0"/>
+                <w:sz w:val="19"/>
+              </w:rPr>
+              <w:t>正常约24 V；触发、看门狗异常或掉电时0 V</w:t>
+            </w:r>
+          </w:p>
+        </w:tc>
+      </w:tr>
+      <w:tr>
+        <w:tc>
+          <w:tcPr>
+            <w:tcW w:type="dxa" w:w="907"/>
+            <w:vAlign w:val="center"/>
+          </w:tcPr>
+          <w:p>
+            <w:pPr>
+              <w:spacing w:after="0" w:before="0"/>
+            </w:pPr>
+            <w:r>
+              <w:rPr>
+                <w:rFonts w:ascii="Microsoft YaHei" w:hAnsi="Microsoft YaHei" w:eastAsia="Microsoft YaHei"/>
+                <w:b w:val="0"/>
+                <w:sz w:val="19"/>
+              </w:rPr>
+              <w:t>H2</w:t>
+            </w:r>
+          </w:p>
+        </w:tc>
+        <w:tc>
+          <w:tcPr>
+            <w:tcW w:type="dxa" w:w="680"/>
+            <w:vAlign w:val="center"/>
+          </w:tcPr>
+          <w:p>
+            <w:pPr>
+              <w:spacing w:after="0" w:before="0"/>
+            </w:pPr>
+            <w:r>
+              <w:rPr>
+                <w:rFonts w:ascii="Microsoft YaHei" w:hAnsi="Microsoft YaHei" w:eastAsia="Microsoft YaHei"/>
+                <w:b w:val="0"/>
+                <w:sz w:val="19"/>
+              </w:rPr>
+              <w:t>3</w:t>
+            </w:r>
+          </w:p>
+        </w:tc>
+        <w:tc>
+          <w:tcPr>
+            <w:tcW w:type="dxa" w:w="1531"/>
+            <w:vAlign w:val="center"/>
+          </w:tcPr>
+          <w:p>
+            <w:pPr>
+              <w:spacing w:after="0" w:before="0"/>
+            </w:pPr>
+            <w:r>
+              <w:rPr>
+                <w:rFonts w:ascii="Microsoft YaHei" w:hAnsi="Microsoft YaHei" w:eastAsia="Microsoft YaHei"/>
+                <w:b w:val="0"/>
+                <w:sz w:val="19"/>
+              </w:rPr>
+              <w:t>AS_LOCK</w:t>
+            </w:r>
+          </w:p>
+        </w:tc>
+        <w:tc>
+          <w:tcPr>
+            <w:tcW w:type="dxa" w:w="907"/>
+            <w:vAlign w:val="center"/>
+          </w:tcPr>
+          <w:p>
+            <w:pPr>
+              <w:spacing w:after="0" w:before="0"/>
+            </w:pPr>
+            <w:r>
+              <w:rPr>
+                <w:rFonts w:ascii="Microsoft YaHei" w:hAnsi="Microsoft YaHei" w:eastAsia="Microsoft YaHei"/>
+                <w:b w:val="0"/>
+                <w:sz w:val="19"/>
+              </w:rPr>
+              <w:t>输出</w:t>
+            </w:r>
+          </w:p>
+        </w:tc>
+        <w:tc>
+          <w:tcPr>
+            <w:tcW w:type="dxa" w:w="5102"/>
+            <w:vAlign w:val="center"/>
+          </w:tcPr>
+          <w:p>
+            <w:pPr>
+              <w:spacing w:after="0" w:before="0"/>
+            </w:pPr>
+            <w:r>
+              <w:rPr>
+                <w:rFonts w:ascii="Microsoft YaHei" w:hAnsi="Microsoft YaHei" w:eastAsia="Microsoft YaHei"/>
+                <w:b w:val="0"/>
+                <w:sz w:val="19"/>
+              </w:rPr>
+              <w:t>EBS_WORK经22 kΩ/4.7 kΩ分压；24 V时约4.23 V</w:t>
+            </w:r>
+          </w:p>
+        </w:tc>
+      </w:tr>
+      <w:tr>
+        <w:tc>
+          <w:tcPr>
+            <w:tcW w:type="dxa" w:w="907"/>
+            <w:vAlign w:val="center"/>
+          </w:tcPr>
+          <w:p>
+            <w:pPr>
+              <w:spacing w:after="0" w:before="0"/>
+            </w:pPr>
+            <w:r>
+              <w:rPr>
+                <w:rFonts w:ascii="Microsoft YaHei" w:hAnsi="Microsoft YaHei" w:eastAsia="Microsoft YaHei"/>
+                <w:b w:val="0"/>
+                <w:sz w:val="19"/>
+              </w:rPr>
+              <w:t>H2</w:t>
+            </w:r>
+          </w:p>
+        </w:tc>
+        <w:tc>
+          <w:tcPr>
+            <w:tcW w:type="dxa" w:w="680"/>
+            <w:vAlign w:val="center"/>
+          </w:tcPr>
+          <w:p>
+            <w:pPr>
+              <w:spacing w:after="0" w:before="0"/>
+            </w:pPr>
+            <w:r>
+              <w:rPr>
+                <w:rFonts w:ascii="Microsoft YaHei" w:hAnsi="Microsoft YaHei" w:eastAsia="Microsoft YaHei"/>
+                <w:b w:val="0"/>
+                <w:sz w:val="19"/>
+              </w:rPr>
+              <w:t>4</w:t>
+            </w:r>
+          </w:p>
+        </w:tc>
+        <w:tc>
+          <w:tcPr>
+            <w:tcW w:type="dxa" w:w="1531"/>
+            <w:vAlign w:val="center"/>
+          </w:tcPr>
+          <w:p>
+            <w:pPr>
+              <w:spacing w:after="0" w:before="0"/>
+            </w:pPr>
+            <w:r>
+              <w:rPr>
+                <w:rFonts w:ascii="Microsoft YaHei" w:hAnsi="Microsoft YaHei" w:eastAsia="Microsoft YaHei"/>
+                <w:b w:val="0"/>
+                <w:sz w:val="19"/>
+              </w:rPr>
+              <w:t>VCU_FB</w:t>
+            </w:r>
+          </w:p>
+        </w:tc>
+        <w:tc>
+          <w:tcPr>
+            <w:tcW w:type="dxa" w:w="907"/>
+            <w:vAlign w:val="center"/>
+          </w:tcPr>
+          <w:p>
+            <w:pPr>
+              <w:spacing w:after="0" w:before="0"/>
+            </w:pPr>
+            <w:r>
+              <w:rPr>
+                <w:rFonts w:ascii="Microsoft YaHei" w:hAnsi="Microsoft YaHei" w:eastAsia="Microsoft YaHei"/>
+                <w:b w:val="0"/>
+                <w:sz w:val="19"/>
+              </w:rPr>
+              <w:t>输出</w:t>
+            </w:r>
+          </w:p>
+        </w:tc>
+        <w:tc>
+          <w:tcPr>
+            <w:tcW w:type="dxa" w:w="5102"/>
+            <w:vAlign w:val="center"/>
+          </w:tcPr>
+          <w:p>
+            <w:pPr>
+              <w:spacing w:after="0" w:before="0"/>
+            </w:pPr>
+            <w:r>
+              <w:rPr>
+                <w:rFonts w:ascii="Microsoft YaHei" w:hAnsi="Microsoft YaHei" w:eastAsia="Microsoft YaHei"/>
+                <w:b w:val="0"/>
+                <w:sz w:val="19"/>
+              </w:rPr>
+              <w:t>给VCU的0/12 V继电器状态反馈</w:t>
+            </w:r>
+          </w:p>
+        </w:tc>
+      </w:tr>
+      <w:tr>
+        <w:tc>
+          <w:tcPr>
+            <w:tcW w:type="dxa" w:w="907"/>
+            <w:vAlign w:val="center"/>
+          </w:tcPr>
+          <w:p>
+            <w:pPr>
+              <w:spacing w:after="0" w:before="0"/>
+            </w:pPr>
+            <w:r>
+              <w:rPr>
+                <w:rFonts w:ascii="Microsoft YaHei" w:hAnsi="Microsoft YaHei" w:eastAsia="Microsoft YaHei"/>
+                <w:b w:val="0"/>
+                <w:sz w:val="19"/>
+              </w:rPr>
+              <w:t>H3</w:t>
+            </w:r>
+          </w:p>
+        </w:tc>
+        <w:tc>
+          <w:tcPr>
+            <w:tcW w:type="dxa" w:w="680"/>
+            <w:vAlign w:val="center"/>
+          </w:tcPr>
+          <w:p>
+            <w:pPr>
+              <w:spacing w:after="0" w:before="0"/>
+            </w:pPr>
+            <w:r>
+              <w:rPr>
+                <w:rFonts w:ascii="Microsoft YaHei" w:hAnsi="Microsoft YaHei" w:eastAsia="Microsoft YaHei"/>
+                <w:b w:val="0"/>
+                <w:sz w:val="19"/>
+              </w:rPr>
+              <w:t>1</w:t>
+            </w:r>
+          </w:p>
+        </w:tc>
+        <w:tc>
+          <w:tcPr>
+            <w:tcW w:type="dxa" w:w="1531"/>
+            <w:vAlign w:val="center"/>
+          </w:tcPr>
+          <w:p>
+            <w:pPr>
+              <w:spacing w:after="0" w:before="0"/>
+            </w:pPr>
+            <w:r>
+              <w:rPr>
+                <w:rFonts w:ascii="Microsoft YaHei" w:hAnsi="Microsoft YaHei" w:eastAsia="Microsoft YaHei"/>
+                <w:b w:val="0"/>
+                <w:sz w:val="19"/>
+              </w:rPr>
+              <w:t>EBS_PWR</w:t>
+            </w:r>
+          </w:p>
+        </w:tc>
+        <w:tc>
+          <w:tcPr>
+            <w:tcW w:type="dxa" w:w="907"/>
+            <w:vAlign w:val="center"/>
+          </w:tcPr>
+          <w:p>
+            <w:pPr>
+              <w:spacing w:after="0" w:before="0"/>
+            </w:pPr>
+            <w:r>
+              <w:rPr>
+                <w:rFonts w:ascii="Microsoft YaHei" w:hAnsi="Microsoft YaHei" w:eastAsia="Microsoft YaHei"/>
+                <w:b w:val="0"/>
+                <w:sz w:val="19"/>
+              </w:rPr>
+              <w:t>电源输入</w:t>
+            </w:r>
+          </w:p>
+        </w:tc>
+        <w:tc>
+          <w:tcPr>
+            <w:tcW w:type="dxa" w:w="5102"/>
+            <w:vAlign w:val="center"/>
+          </w:tcPr>
+          <w:p>
+            <w:pPr>
+              <w:spacing w:after="0" w:before="0"/>
+            </w:pPr>
+            <w:r>
+              <w:rPr>
+                <w:rFonts w:ascii="Microsoft YaHei" w:hAnsi="Microsoft YaHei" w:eastAsia="Microsoft YaHei"/>
+                <w:b w:val="0"/>
+                <w:sz w:val="19"/>
+              </w:rPr>
+              <w:t>24 V；同时供降压级和24 V继电器</w:t>
+            </w:r>
+          </w:p>
+        </w:tc>
+      </w:tr>
+      <w:tr>
+        <w:tc>
+          <w:tcPr>
+            <w:tcW w:type="dxa" w:w="907"/>
+            <w:vAlign w:val="center"/>
+          </w:tcPr>
+          <w:p>
+            <w:pPr>
+              <w:spacing w:after="0" w:before="0"/>
+            </w:pPr>
+            <w:r>
+              <w:rPr>
+                <w:rFonts w:ascii="Microsoft YaHei" w:hAnsi="Microsoft YaHei" w:eastAsia="Microsoft YaHei"/>
+                <w:b w:val="0"/>
+                <w:sz w:val="19"/>
+              </w:rPr>
+              <w:t>H3</w:t>
+            </w:r>
+          </w:p>
+        </w:tc>
+        <w:tc>
+          <w:tcPr>
+            <w:tcW w:type="dxa" w:w="680"/>
+            <w:vAlign w:val="center"/>
+          </w:tcPr>
+          <w:p>
+            <w:pPr>
+              <w:spacing w:after="0" w:before="0"/>
+            </w:pPr>
+            <w:r>
+              <w:rPr>
+                <w:rFonts w:ascii="Microsoft YaHei" w:hAnsi="Microsoft YaHei" w:eastAsia="Microsoft YaHei"/>
+                <w:b w:val="0"/>
+                <w:sz w:val="19"/>
+              </w:rPr>
+              <w:t>2</w:t>
+            </w:r>
+          </w:p>
+        </w:tc>
+        <w:tc>
+          <w:tcPr>
+            <w:tcW w:type="dxa" w:w="1531"/>
+            <w:vAlign w:val="center"/>
+          </w:tcPr>
+          <w:p>
+            <w:pPr>
+              <w:spacing w:after="0" w:before="0"/>
+            </w:pPr>
+            <w:r>
+              <w:rPr>
+                <w:rFonts w:ascii="Microsoft YaHei" w:hAnsi="Microsoft YaHei" w:eastAsia="Microsoft YaHei"/>
+                <w:b w:val="0"/>
+                <w:sz w:val="19"/>
+              </w:rPr>
+              <w:t>GND</w:t>
+            </w:r>
+          </w:p>
+        </w:tc>
+        <w:tc>
+          <w:tcPr>
+            <w:tcW w:type="dxa" w:w="907"/>
+            <w:vAlign w:val="center"/>
+          </w:tcPr>
+          <w:p>
+            <w:pPr>
+              <w:spacing w:after="0" w:before="0"/>
+            </w:pPr>
+            <w:r>
+              <w:rPr>
+                <w:rFonts w:ascii="Microsoft YaHei" w:hAnsi="Microsoft YaHei" w:eastAsia="Microsoft YaHei"/>
+                <w:b w:val="0"/>
+                <w:sz w:val="19"/>
+              </w:rPr>
+              <w:t>回路</w:t>
+            </w:r>
+          </w:p>
+        </w:tc>
+        <w:tc>
+          <w:tcPr>
+            <w:tcW w:type="dxa" w:w="5102"/>
+            <w:vAlign w:val="center"/>
+          </w:tcPr>
+          <w:p>
+            <w:pPr>
+              <w:spacing w:after="0" w:before="0"/>
+            </w:pPr>
+            <w:r>
+              <w:rPr>
+                <w:rFonts w:ascii="Microsoft YaHei" w:hAnsi="Microsoft YaHei" w:eastAsia="Microsoft YaHei"/>
+                <w:b w:val="0"/>
+                <w:sz w:val="19"/>
+              </w:rPr>
+              <w:t>低压地</w:t>
+            </w:r>
+          </w:p>
+        </w:tc>
+      </w:tr>
+    </w:tbl>
+    <w:p>
+      <w:r>
+        <w:rPr>
+          <w:rFonts w:ascii="Microsoft YaHei" w:hAnsi="Microsoft YaHei" w:eastAsia="Microsoft YaHei"/>
+          <w:b/>
+          <w:sz w:val="21"/>
+        </w:rPr>
+        <w:t>必须关闭：</w:t>
+      </w:r>
+      <w:r>
+        <w:rPr>
+          <w:rFonts w:ascii="Microsoft YaHei" w:hAnsi="Microsoft YaHei" w:eastAsia="Microsoft YaHei"/>
+          <w:sz w:val="21"/>
+        </w:rPr>
+        <w:t>所有VCU相关外部接口均按12 V定义。VCU_WDI、EBS_TRIG不得未经限流、钳位或电平转换直接进入5 V供电器件；VCU_FB、EBS_CHECK须验证0/12 V门限、极性、源阻抗和短路电流。</w:t>
+      </w:r>
+    </w:p>
     <w:p>
       <w:pPr>
         <w:rPr>

--- a/EBS/EBS功能说明（2026）.docx
+++ b/EBS/EBS功能说明（2026）.docx
@@ -79,7 +79,7 @@
           <w:noProof/>
         </w:rPr>
         <w:drawing>
-          <wp:inline distT="0" distB="0" distL="0" distR="0" wp14:anchorId="2628F9D7" wp14:editId="0D0573FE">
+          <wp:inline distT="0" distB="0" distL="0" distR="0" wp14:anchorId="6C99619B" wp14:editId="53426D8B">
             <wp:extent cx="1328679" cy="1280160"/>
             <wp:effectExtent l="0" t="0" r="5080" b="0"/>
             <wp:docPr id="1" name="图片 1"/>
@@ -118,9 +118,6 @@
     <w:p>
       <w:pPr>
         <w:ind w:firstLineChars="200" w:firstLine="440"/>
-        <w:rPr>
-          <w:rFonts w:hint="eastAsia"/>
-        </w:rPr>
       </w:pPr>
       <w:r>
         <w:t>锁存功能通过气路实现</w:t>
@@ -129,13 +126,7 @@
         <w:t>，示意图如下</w:t>
       </w:r>
     </w:p>
-    <w:p>
-      <w:pPr>
-        <w:rPr>
-          <w:rFonts w:hint="eastAsia"/>
-        </w:rPr>
-      </w:pPr>
-    </w:p>
+    <w:p/>
     <w:p>
       <w:pPr>
         <w:rPr>
@@ -148,7 +139,7 @@
           <w:noProof/>
         </w:rPr>
         <w:drawing>
-          <wp:inline distT="0" distB="0" distL="0" distR="0" wp14:anchorId="7924D1C8" wp14:editId="4D6FDD84">
+          <wp:inline distT="0" distB="0" distL="0" distR="0" wp14:anchorId="36715F9D" wp14:editId="366DD603">
             <wp:extent cx="5274310" cy="2618740"/>
             <wp:effectExtent l="0" t="0" r="2540" b="0"/>
             <wp:docPr id="2" name="图片 2"/>
@@ -225,7 +216,7 @@
     <w:p>
       <w:r>
         <w:rPr>
-          <w:rFonts w:ascii="Microsoft YaHei" w:hAnsi="Microsoft YaHei" w:eastAsia="Microsoft YaHei"/>
+          <w:rFonts w:ascii="微软雅黑" w:eastAsia="微软雅黑" w:hAnsi="微软雅黑"/>
           <w:sz w:val="21"/>
         </w:rPr>
         <w:t>RES/ASMS后供电24 V：EBS_PWR</w:t>
@@ -257,48 +248,56 @@
     <w:p>
       <w:r>
         <w:rPr>
-          <w:rFonts w:ascii="Microsoft YaHei" w:hAnsi="Microsoft YaHei" w:eastAsia="Microsoft YaHei"/>
+          <w:rFonts w:ascii="微软雅黑" w:eastAsia="微软雅黑" w:hAnsi="微软雅黑"/>
           <w:sz w:val="21"/>
         </w:rPr>
-        <w:t>看门狗信号：VCU_WDI（VCU 12 V脉冲，经12 V→5 V输入调理）</w:t>
-      </w:r>
-    </w:p>
-    <w:p>
-      <w:r>
-        <w:rPr>
-          <w:rFonts w:ascii="Microsoft YaHei" w:hAnsi="Microsoft YaHei" w:eastAsia="Microsoft YaHei"/>
+        <w:t>看门狗信号：VCU_WDI（VCU直接推挽输出0–5 V、10 Hz方波）</w:t>
+      </w:r>
+      <w:r>
+        <w:rPr>
+          <w:rFonts w:ascii="微软雅黑" w:eastAsia="微软雅黑" w:hAnsi="微软雅黑"/>
           <w:sz w:val="21"/>
         </w:rPr>
+      </w:r>
+      <w:r>
+        <w:rPr>
+          <w:rFonts w:ascii="微软雅黑" w:eastAsia="微软雅黑" w:hAnsi="微软雅黑"/>
+          <w:sz w:val="21"/>
+        </w:rPr>
+      </w:r>
+    </w:p>
+    <w:p>
+      <w:r>
+        <w:rPr>
+          <w:rFonts w:ascii="微软雅黑" w:eastAsia="微软雅黑" w:hAnsi="微软雅黑"/>
+          <w:sz w:val="21"/>
+        </w:rPr>
         <w:t>EBS触发：EBS_TRIG（VCU 12 V高有效，经12 V→5 V输入调理）</w:t>
       </w:r>
     </w:p>
     <w:p>
       <w:r>
         <w:rPr>
-          <w:rFonts w:ascii="Microsoft YaHei" w:hAnsi="Microsoft YaHei" w:eastAsia="Microsoft YaHei"/>
+          <w:rFonts w:ascii="微软雅黑" w:eastAsia="微软雅黑" w:hAnsi="微软雅黑"/>
           <w:sz w:val="21"/>
         </w:rPr>
+        <w:lastRenderedPageBreak/>
         <w:t>VCU反馈继电器状态：VCU_FB（0/12 V）</w:t>
       </w:r>
     </w:p>
     <w:p>
       <w:r>
         <w:rPr>
-          <w:rFonts w:ascii="Microsoft YaHei" w:hAnsi="Microsoft YaHei" w:eastAsia="Microsoft YaHei"/>
+          <w:rFonts w:ascii="微软雅黑" w:eastAsia="微软雅黑" w:hAnsi="微软雅黑"/>
           <w:sz w:val="21"/>
         </w:rPr>
         <w:t>送错误锁存板：AS_LOCK（24 V EBS_WORK分压后约4.23 V）</w:t>
       </w:r>
     </w:p>
     <w:p>
-      <w:pPr>
-        <w:rPr>
-          <w:rFonts w:hint="eastAsia"/>
-        </w:rPr>
-      </w:pPr>
-      <w:r>
-        <w:rPr>
-          <w:rFonts w:ascii="Microsoft YaHei" w:hAnsi="Microsoft YaHei" w:eastAsia="Microsoft YaHei"/>
+      <w:r>
+        <w:rPr>
+          <w:rFonts w:ascii="微软雅黑" w:eastAsia="微软雅黑" w:hAnsi="微软雅黑"/>
           <w:sz w:val="21"/>
         </w:rPr>
         <w:t>信号回传给VCU：EBS_CHECK（0/12 V）</w:t>
@@ -361,7 +360,7 @@
     <w:p>
       <w:r>
         <w:rPr>
-          <w:rFonts w:ascii="Microsoft YaHei" w:hAnsi="Microsoft YaHei" w:eastAsia="Microsoft YaHei"/>
+          <w:rFonts w:ascii="微软雅黑" w:eastAsia="微软雅黑" w:hAnsi="微软雅黑"/>
           <w:sz w:val="21"/>
         </w:rPr>
         <w:t>状态反馈：AS_LOCK、VCU_FB、EBS_CHECK</w:t>
@@ -430,7 +429,7 @@
         <w:rPr>
           <w:rFonts w:hint="eastAsia"/>
         </w:rPr>
-        <w:t>看门狗异常刹车</w:t>
+        <w:t>VCU_WDI停止翻转或频率异常时刹车</w:t>
       </w:r>
     </w:p>
     <w:p>
@@ -459,47 +458,54 @@
       </w:pPr>
       <w:r>
         <w:rPr>
-          <w:rFonts w:ascii="Microsoft YaHei" w:hAnsi="Microsoft YaHei" w:eastAsia="Microsoft YaHei"/>
+          <w:rFonts w:ascii="微软雅黑" w:eastAsia="微软雅黑" w:hAnsi="微软雅黑"/>
           <w:b/>
           <w:sz w:val="26"/>
         </w:rPr>
-        <w:t>2026 电路接口校订</w:t>
+        <w:t xml:space="preserve">2026 </w:t>
+      </w:r>
+      <w:r>
+        <w:rPr>
+          <w:rFonts w:ascii="微软雅黑" w:eastAsia="微软雅黑" w:hAnsi="微软雅黑"/>
+          <w:b/>
+          <w:sz w:val="26"/>
+        </w:rPr>
+        <w:t>电路接口校订</w:t>
       </w:r>
     </w:p>
     <w:tbl>
       <w:tblPr>
-        <w:tblW w:type="auto" w:w="0"/>
-        <w:tblLayout w:type="autofit"/>
-        <w:tblLook w:firstColumn="1" w:firstRow="1" w:lastColumn="0" w:lastRow="0" w:noHBand="0" w:noVBand="1" w:val="04A0"/>
+        <w:tblW w:w="0" w:type="auto"/>
         <w:tblBorders>
-          <w:top w:val="single" w:sz="4" w:color="B7C9D6"/>
-          <w:left w:val="single" w:sz="4" w:color="B7C9D6"/>
-          <w:bottom w:val="single" w:sz="4" w:color="B7C9D6"/>
-          <w:right w:val="single" w:sz="4" w:color="B7C9D6"/>
-          <w:insideH w:val="single" w:sz="4" w:color="B7C9D6"/>
-          <w:insideV w:val="single" w:sz="4" w:color="B7C9D6"/>
+          <w:top w:val="single" w:sz="4" w:space="0" w:color="B7C9D6"/>
+          <w:left w:val="single" w:sz="4" w:space="0" w:color="B7C9D6"/>
+          <w:bottom w:val="single" w:sz="4" w:space="0" w:color="B7C9D6"/>
+          <w:right w:val="single" w:sz="4" w:space="0" w:color="B7C9D6"/>
+          <w:insideH w:val="single" w:sz="4" w:space="0" w:color="B7C9D6"/>
+          <w:insideV w:val="single" w:sz="4" w:space="0" w:color="B7C9D6"/>
         </w:tblBorders>
+        <w:tblLook w:val="04A0" w:firstRow="1" w:lastRow="0" w:firstColumn="1" w:lastColumn="0" w:noHBand="0" w:noVBand="1"/>
       </w:tblPr>
       <w:tblGrid>
-        <w:gridCol w:w="1661"/>
-        <w:gridCol w:w="1661"/>
-        <w:gridCol w:w="1661"/>
-        <w:gridCol w:w="1661"/>
-        <w:gridCol w:w="1661"/>
+        <w:gridCol w:w="841"/>
+        <w:gridCol w:w="637"/>
+        <w:gridCol w:w="1489"/>
+        <w:gridCol w:w="829"/>
+        <w:gridCol w:w="4500"/>
       </w:tblGrid>
       <w:tr>
         <w:tc>
           <w:tcPr>
-            <w:tcW w:type="dxa" w:w="907"/>
-            <w:vAlign w:val="center"/>
-          </w:tcPr>
-          <w:p>
-            <w:pPr>
-              <w:spacing w:after="0" w:before="0"/>
-            </w:pPr>
-            <w:r>
-              <w:rPr>
-                <w:rFonts w:ascii="Microsoft YaHei" w:hAnsi="Microsoft YaHei" w:eastAsia="Microsoft YaHei"/>
+            <w:tcW w:w="907" w:type="dxa"/>
+            <w:vAlign w:val="center"/>
+          </w:tcPr>
+          <w:p>
+            <w:pPr>
+              <w:spacing w:after="0"/>
+            </w:pPr>
+            <w:r>
+              <w:rPr>
+                <w:rFonts w:ascii="微软雅黑" w:eastAsia="微软雅黑" w:hAnsi="微软雅黑"/>
                 <w:b/>
                 <w:sz w:val="19"/>
               </w:rPr>
@@ -509,16 +515,16 @@
         </w:tc>
         <w:tc>
           <w:tcPr>
-            <w:tcW w:type="dxa" w:w="680"/>
-            <w:vAlign w:val="center"/>
-          </w:tcPr>
-          <w:p>
-            <w:pPr>
-              <w:spacing w:after="0" w:before="0"/>
-            </w:pPr>
-            <w:r>
-              <w:rPr>
-                <w:rFonts w:ascii="Microsoft YaHei" w:hAnsi="Microsoft YaHei" w:eastAsia="Microsoft YaHei"/>
+            <w:tcW w:w="680" w:type="dxa"/>
+            <w:vAlign w:val="center"/>
+          </w:tcPr>
+          <w:p>
+            <w:pPr>
+              <w:spacing w:after="0"/>
+            </w:pPr>
+            <w:r>
+              <w:rPr>
+                <w:rFonts w:ascii="微软雅黑" w:eastAsia="微软雅黑" w:hAnsi="微软雅黑"/>
                 <w:b/>
                 <w:sz w:val="19"/>
               </w:rPr>
@@ -528,16 +534,16 @@
         </w:tc>
         <w:tc>
           <w:tcPr>
-            <w:tcW w:type="dxa" w:w="1531"/>
-            <w:vAlign w:val="center"/>
-          </w:tcPr>
-          <w:p>
-            <w:pPr>
-              <w:spacing w:after="0" w:before="0"/>
-            </w:pPr>
-            <w:r>
-              <w:rPr>
-                <w:rFonts w:ascii="Microsoft YaHei" w:hAnsi="Microsoft YaHei" w:eastAsia="Microsoft YaHei"/>
+            <w:tcW w:w="1531" w:type="dxa"/>
+            <w:vAlign w:val="center"/>
+          </w:tcPr>
+          <w:p>
+            <w:pPr>
+              <w:spacing w:after="0"/>
+            </w:pPr>
+            <w:r>
+              <w:rPr>
+                <w:rFonts w:ascii="微软雅黑" w:eastAsia="微软雅黑" w:hAnsi="微软雅黑"/>
                 <w:b/>
                 <w:sz w:val="19"/>
               </w:rPr>
@@ -547,16 +553,16 @@
         </w:tc>
         <w:tc>
           <w:tcPr>
-            <w:tcW w:type="dxa" w:w="907"/>
-            <w:vAlign w:val="center"/>
-          </w:tcPr>
-          <w:p>
-            <w:pPr>
-              <w:spacing w:after="0" w:before="0"/>
-            </w:pPr>
-            <w:r>
-              <w:rPr>
-                <w:rFonts w:ascii="Microsoft YaHei" w:hAnsi="Microsoft YaHei" w:eastAsia="Microsoft YaHei"/>
+            <w:tcW w:w="907" w:type="dxa"/>
+            <w:vAlign w:val="center"/>
+          </w:tcPr>
+          <w:p>
+            <w:pPr>
+              <w:spacing w:after="0"/>
+            </w:pPr>
+            <w:r>
+              <w:rPr>
+                <w:rFonts w:ascii="微软雅黑" w:eastAsia="微软雅黑" w:hAnsi="微软雅黑"/>
                 <w:b/>
                 <w:sz w:val="19"/>
               </w:rPr>
@@ -566,16 +572,16 @@
         </w:tc>
         <w:tc>
           <w:tcPr>
-            <w:tcW w:type="dxa" w:w="5102"/>
-            <w:vAlign w:val="center"/>
-          </w:tcPr>
-          <w:p>
-            <w:pPr>
-              <w:spacing w:after="0" w:before="0"/>
-            </w:pPr>
-            <w:r>
-              <w:rPr>
-                <w:rFonts w:ascii="Microsoft YaHei" w:hAnsi="Microsoft YaHei" w:eastAsia="Microsoft YaHei"/>
+            <w:tcW w:w="5102" w:type="dxa"/>
+            <w:vAlign w:val="center"/>
+          </w:tcPr>
+          <w:p>
+            <w:pPr>
+              <w:spacing w:after="0"/>
+            </w:pPr>
+            <w:r>
+              <w:rPr>
+                <w:rFonts w:ascii="微软雅黑" w:eastAsia="微软雅黑" w:hAnsi="微软雅黑"/>
                 <w:b/>
                 <w:sz w:val="19"/>
               </w:rPr>
@@ -587,17 +593,16 @@
       <w:tr>
         <w:tc>
           <w:tcPr>
-            <w:tcW w:type="dxa" w:w="907"/>
-            <w:vAlign w:val="center"/>
-          </w:tcPr>
-          <w:p>
-            <w:pPr>
-              <w:spacing w:after="0" w:before="0"/>
-            </w:pPr>
-            <w:r>
-              <w:rPr>
-                <w:rFonts w:ascii="Microsoft YaHei" w:hAnsi="Microsoft YaHei" w:eastAsia="Microsoft YaHei"/>
-                <w:b w:val="0"/>
+            <w:tcW w:w="907" w:type="dxa"/>
+            <w:vAlign w:val="center"/>
+          </w:tcPr>
+          <w:p>
+            <w:pPr>
+              <w:spacing w:after="0"/>
+            </w:pPr>
+            <w:r>
+              <w:rPr>
+                <w:rFonts w:ascii="微软雅黑" w:eastAsia="微软雅黑" w:hAnsi="微软雅黑"/>
                 <w:sz w:val="19"/>
               </w:rPr>
               <w:t>H1</w:t>
@@ -606,17 +611,16 @@
         </w:tc>
         <w:tc>
           <w:tcPr>
-            <w:tcW w:type="dxa" w:w="680"/>
-            <w:vAlign w:val="center"/>
-          </w:tcPr>
-          <w:p>
-            <w:pPr>
-              <w:spacing w:after="0" w:before="0"/>
-            </w:pPr>
-            <w:r>
-              <w:rPr>
-                <w:rFonts w:ascii="Microsoft YaHei" w:hAnsi="Microsoft YaHei" w:eastAsia="Microsoft YaHei"/>
-                <w:b w:val="0"/>
+            <w:tcW w:w="680" w:type="dxa"/>
+            <w:vAlign w:val="center"/>
+          </w:tcPr>
+          <w:p>
+            <w:pPr>
+              <w:spacing w:after="0"/>
+            </w:pPr>
+            <w:r>
+              <w:rPr>
+                <w:rFonts w:ascii="微软雅黑" w:eastAsia="微软雅黑" w:hAnsi="微软雅黑"/>
                 <w:sz w:val="19"/>
               </w:rPr>
               <w:t>1</w:t>
@@ -625,17 +629,16 @@
         </w:tc>
         <w:tc>
           <w:tcPr>
-            <w:tcW w:type="dxa" w:w="1531"/>
-            <w:vAlign w:val="center"/>
-          </w:tcPr>
-          <w:p>
-            <w:pPr>
-              <w:spacing w:after="0" w:before="0"/>
-            </w:pPr>
-            <w:r>
-              <w:rPr>
-                <w:rFonts w:ascii="Microsoft YaHei" w:hAnsi="Microsoft YaHei" w:eastAsia="Microsoft YaHei"/>
-                <w:b w:val="0"/>
+            <w:tcW w:w="1531" w:type="dxa"/>
+            <w:vAlign w:val="center"/>
+          </w:tcPr>
+          <w:p>
+            <w:pPr>
+              <w:spacing w:after="0"/>
+            </w:pPr>
+            <w:r>
+              <w:rPr>
+                <w:rFonts w:ascii="微软雅黑" w:eastAsia="微软雅黑" w:hAnsi="微软雅黑"/>
                 <w:sz w:val="19"/>
               </w:rPr>
               <w:t>VCU_WDI</w:t>
@@ -644,17 +647,16 @@
         </w:tc>
         <w:tc>
           <w:tcPr>
-            <w:tcW w:type="dxa" w:w="907"/>
-            <w:vAlign w:val="center"/>
-          </w:tcPr>
-          <w:p>
-            <w:pPr>
-              <w:spacing w:after="0" w:before="0"/>
-            </w:pPr>
-            <w:r>
-              <w:rPr>
-                <w:rFonts w:ascii="Microsoft YaHei" w:hAnsi="Microsoft YaHei" w:eastAsia="Microsoft YaHei"/>
-                <w:b w:val="0"/>
+            <w:tcW w:w="907" w:type="dxa"/>
+            <w:vAlign w:val="center"/>
+          </w:tcPr>
+          <w:p>
+            <w:pPr>
+              <w:spacing w:after="0"/>
+            </w:pPr>
+            <w:r>
+              <w:rPr>
+                <w:rFonts w:ascii="微软雅黑" w:eastAsia="微软雅黑" w:hAnsi="微软雅黑"/>
                 <w:sz w:val="19"/>
               </w:rPr>
               <w:t>输入</w:t>
@@ -663,20 +665,34 @@
         </w:tc>
         <w:tc>
           <w:tcPr>
-            <w:tcW w:type="dxa" w:w="5102"/>
-            <w:vAlign w:val="center"/>
-          </w:tcPr>
-          <w:p>
-            <w:pPr>
-              <w:spacing w:after="0" w:before="0"/>
-            </w:pPr>
-            <w:r>
-              <w:rPr>
-                <w:rFonts w:ascii="Microsoft YaHei" w:hAnsi="Microsoft YaHei" w:eastAsia="Microsoft YaHei"/>
-                <w:b w:val="0"/>
-                <w:sz w:val="19"/>
-              </w:rPr>
-              <w:t>VCU 12 V看门狗脉冲；须经验证的12 V→5 V调理后进入UCC2946</w:t>
+            <w:tcW w:w="5102" w:type="dxa"/>
+            <w:vAlign w:val="center"/>
+          </w:tcPr>
+          <w:p>
+            <w:pPr>
+              <w:spacing w:after="0"/>
+              <w:rPr>
+                <w:rFonts w:hint="eastAsia"/>
+              </w:rPr>
+            </w:pPr>
+            <w:r>
+              <w:rPr>
+                <w:rFonts w:ascii="微软雅黑" w:eastAsia="微软雅黑" w:hAnsi="微软雅黑"/>
+                <w:sz w:val="19"/>
+              </w:rPr>
+              <w:t>VCU直接推挽输出0–5 V、10 Hz方波；停止翻转或频率异常时UCC2946输出故障</w:t>
+            </w:r>
+            <w:r>
+              <w:rPr>
+                <w:rFonts w:ascii="微软雅黑" w:eastAsia="微软雅黑" w:hAnsi="微软雅黑"/>
+                <w:sz w:val="19"/>
+              </w:rPr>
+            </w:r>
+            <w:r>
+              <w:rPr>
+                <w:rFonts w:ascii="微软雅黑" w:eastAsia="微软雅黑" w:hAnsi="微软雅黑"/>
+                <w:sz w:val="19"/>
+              </w:rPr>
             </w:r>
           </w:p>
         </w:tc>
@@ -684,17 +700,16 @@
       <w:tr>
         <w:tc>
           <w:tcPr>
-            <w:tcW w:type="dxa" w:w="907"/>
-            <w:vAlign w:val="center"/>
-          </w:tcPr>
-          <w:p>
-            <w:pPr>
-              <w:spacing w:after="0" w:before="0"/>
-            </w:pPr>
-            <w:r>
-              <w:rPr>
-                <w:rFonts w:ascii="Microsoft YaHei" w:hAnsi="Microsoft YaHei" w:eastAsia="Microsoft YaHei"/>
-                <w:b w:val="0"/>
+            <w:tcW w:w="907" w:type="dxa"/>
+            <w:vAlign w:val="center"/>
+          </w:tcPr>
+          <w:p>
+            <w:pPr>
+              <w:spacing w:after="0"/>
+            </w:pPr>
+            <w:r>
+              <w:rPr>
+                <w:rFonts w:ascii="微软雅黑" w:eastAsia="微软雅黑" w:hAnsi="微软雅黑"/>
                 <w:sz w:val="19"/>
               </w:rPr>
               <w:t>H1</w:t>
@@ -703,17 +718,16 @@
         </w:tc>
         <w:tc>
           <w:tcPr>
-            <w:tcW w:type="dxa" w:w="680"/>
-            <w:vAlign w:val="center"/>
-          </w:tcPr>
-          <w:p>
-            <w:pPr>
-              <w:spacing w:after="0" w:before="0"/>
-            </w:pPr>
-            <w:r>
-              <w:rPr>
-                <w:rFonts w:ascii="Microsoft YaHei" w:hAnsi="Microsoft YaHei" w:eastAsia="Microsoft YaHei"/>
-                <w:b w:val="0"/>
+            <w:tcW w:w="680" w:type="dxa"/>
+            <w:vAlign w:val="center"/>
+          </w:tcPr>
+          <w:p>
+            <w:pPr>
+              <w:spacing w:after="0"/>
+            </w:pPr>
+            <w:r>
+              <w:rPr>
+                <w:rFonts w:ascii="微软雅黑" w:eastAsia="微软雅黑" w:hAnsi="微软雅黑"/>
                 <w:sz w:val="19"/>
               </w:rPr>
               <w:t>2</w:t>
@@ -722,17 +736,16 @@
         </w:tc>
         <w:tc>
           <w:tcPr>
-            <w:tcW w:type="dxa" w:w="1531"/>
-            <w:vAlign w:val="center"/>
-          </w:tcPr>
-          <w:p>
-            <w:pPr>
-              <w:spacing w:after="0" w:before="0"/>
-            </w:pPr>
-            <w:r>
-              <w:rPr>
-                <w:rFonts w:ascii="Microsoft YaHei" w:hAnsi="Microsoft YaHei" w:eastAsia="Microsoft YaHei"/>
-                <w:b w:val="0"/>
+            <w:tcW w:w="1531" w:type="dxa"/>
+            <w:vAlign w:val="center"/>
+          </w:tcPr>
+          <w:p>
+            <w:pPr>
+              <w:spacing w:after="0"/>
+            </w:pPr>
+            <w:r>
+              <w:rPr>
+                <w:rFonts w:ascii="微软雅黑" w:eastAsia="微软雅黑" w:hAnsi="微软雅黑"/>
                 <w:sz w:val="19"/>
               </w:rPr>
               <w:t>EBS_TRIG</w:t>
@@ -741,17 +754,16 @@
         </w:tc>
         <w:tc>
           <w:tcPr>
-            <w:tcW w:type="dxa" w:w="907"/>
-            <w:vAlign w:val="center"/>
-          </w:tcPr>
-          <w:p>
-            <w:pPr>
-              <w:spacing w:after="0" w:before="0"/>
-            </w:pPr>
-            <w:r>
-              <w:rPr>
-                <w:rFonts w:ascii="Microsoft YaHei" w:hAnsi="Microsoft YaHei" w:eastAsia="Microsoft YaHei"/>
-                <w:b w:val="0"/>
+            <w:tcW w:w="907" w:type="dxa"/>
+            <w:vAlign w:val="center"/>
+          </w:tcPr>
+          <w:p>
+            <w:pPr>
+              <w:spacing w:after="0"/>
+            </w:pPr>
+            <w:r>
+              <w:rPr>
+                <w:rFonts w:ascii="微软雅黑" w:eastAsia="微软雅黑" w:hAnsi="微软雅黑"/>
                 <w:sz w:val="19"/>
               </w:rPr>
               <w:t>输入</w:t>
@@ -760,20 +772,40 @@
         </w:tc>
         <w:tc>
           <w:tcPr>
-            <w:tcW w:type="dxa" w:w="5102"/>
-            <w:vAlign w:val="center"/>
-          </w:tcPr>
-          <w:p>
-            <w:pPr>
-              <w:spacing w:after="0" w:before="0"/>
-            </w:pPr>
-            <w:r>
-              <w:rPr>
-                <w:rFonts w:ascii="Microsoft YaHei" w:hAnsi="Microsoft YaHei" w:eastAsia="Microsoft YaHei"/>
-                <w:b w:val="0"/>
-                <w:sz w:val="19"/>
-              </w:rPr>
-              <w:t>VCU 12 V高有效触发；须经12 V→5 V调理后进入施密特反相器</w:t>
+            <w:tcW w:w="5102" w:type="dxa"/>
+            <w:vAlign w:val="center"/>
+          </w:tcPr>
+          <w:p>
+            <w:pPr>
+              <w:spacing w:after="0"/>
+            </w:pPr>
+            <w:r>
+              <w:rPr>
+                <w:rFonts w:ascii="微软雅黑" w:eastAsia="微软雅黑" w:hAnsi="微软雅黑"/>
+                <w:sz w:val="19"/>
+              </w:rPr>
+              <w:t>VCU 12 V</w:t>
+            </w:r>
+            <w:r>
+              <w:rPr>
+                <w:rFonts w:ascii="微软雅黑" w:eastAsia="微软雅黑" w:hAnsi="微软雅黑"/>
+                <w:sz w:val="19"/>
+              </w:rPr>
+              <w:t>高有效触发；须经</w:t>
+            </w:r>
+            <w:r>
+              <w:rPr>
+                <w:rFonts w:ascii="微软雅黑" w:eastAsia="微软雅黑" w:hAnsi="微软雅黑"/>
+                <w:sz w:val="19"/>
+              </w:rPr>
+              <w:t>12 V→5 V</w:t>
+            </w:r>
+            <w:r>
+              <w:rPr>
+                <w:rFonts w:ascii="微软雅黑" w:eastAsia="微软雅黑" w:hAnsi="微软雅黑"/>
+                <w:sz w:val="19"/>
+              </w:rPr>
+              <w:t>调理后进入施密特反相器</w:t>
             </w:r>
           </w:p>
         </w:tc>
@@ -781,36 +813,35 @@
       <w:tr>
         <w:tc>
           <w:tcPr>
-            <w:tcW w:type="dxa" w:w="907"/>
-            <w:vAlign w:val="center"/>
-          </w:tcPr>
-          <w:p>
-            <w:pPr>
-              <w:spacing w:after="0" w:before="0"/>
-            </w:pPr>
-            <w:r>
-              <w:rPr>
-                <w:rFonts w:ascii="Microsoft YaHei" w:hAnsi="Microsoft YaHei" w:eastAsia="Microsoft YaHei"/>
-                <w:b w:val="0"/>
-                <w:sz w:val="19"/>
-              </w:rPr>
+            <w:tcW w:w="907" w:type="dxa"/>
+            <w:vAlign w:val="center"/>
+          </w:tcPr>
+          <w:p>
+            <w:pPr>
+              <w:spacing w:after="0"/>
+            </w:pPr>
+            <w:r>
+              <w:rPr>
+                <w:rFonts w:ascii="微软雅黑" w:eastAsia="微软雅黑" w:hAnsi="微软雅黑"/>
+                <w:sz w:val="19"/>
+              </w:rPr>
+              <w:lastRenderedPageBreak/>
               <w:t>H1</w:t>
             </w:r>
           </w:p>
         </w:tc>
         <w:tc>
           <w:tcPr>
-            <w:tcW w:type="dxa" w:w="680"/>
-            <w:vAlign w:val="center"/>
-          </w:tcPr>
-          <w:p>
-            <w:pPr>
-              <w:spacing w:after="0" w:before="0"/>
-            </w:pPr>
-            <w:r>
-              <w:rPr>
-                <w:rFonts w:ascii="Microsoft YaHei" w:hAnsi="Microsoft YaHei" w:eastAsia="Microsoft YaHei"/>
-                <w:b w:val="0"/>
+            <w:tcW w:w="680" w:type="dxa"/>
+            <w:vAlign w:val="center"/>
+          </w:tcPr>
+          <w:p>
+            <w:pPr>
+              <w:spacing w:after="0"/>
+            </w:pPr>
+            <w:r>
+              <w:rPr>
+                <w:rFonts w:ascii="微软雅黑" w:eastAsia="微软雅黑" w:hAnsi="微软雅黑"/>
                 <w:sz w:val="19"/>
               </w:rPr>
               <w:t>3</w:t>
@@ -819,17 +850,16 @@
         </w:tc>
         <w:tc>
           <w:tcPr>
-            <w:tcW w:type="dxa" w:w="1531"/>
-            <w:vAlign w:val="center"/>
-          </w:tcPr>
-          <w:p>
-            <w:pPr>
-              <w:spacing w:after="0" w:before="0"/>
-            </w:pPr>
-            <w:r>
-              <w:rPr>
-                <w:rFonts w:ascii="Microsoft YaHei" w:hAnsi="Microsoft YaHei" w:eastAsia="Microsoft YaHei"/>
-                <w:b w:val="0"/>
+            <w:tcW w:w="1531" w:type="dxa"/>
+            <w:vAlign w:val="center"/>
+          </w:tcPr>
+          <w:p>
+            <w:pPr>
+              <w:spacing w:after="0"/>
+            </w:pPr>
+            <w:r>
+              <w:rPr>
+                <w:rFonts w:ascii="微软雅黑" w:eastAsia="微软雅黑" w:hAnsi="微软雅黑"/>
                 <w:sz w:val="19"/>
               </w:rPr>
               <w:t>EBS_CHECK</w:t>
@@ -838,17 +868,16 @@
         </w:tc>
         <w:tc>
           <w:tcPr>
-            <w:tcW w:type="dxa" w:w="907"/>
-            <w:vAlign w:val="center"/>
-          </w:tcPr>
-          <w:p>
-            <w:pPr>
-              <w:spacing w:after="0" w:before="0"/>
-            </w:pPr>
-            <w:r>
-              <w:rPr>
-                <w:rFonts w:ascii="Microsoft YaHei" w:hAnsi="Microsoft YaHei" w:eastAsia="Microsoft YaHei"/>
-                <w:b w:val="0"/>
+            <w:tcW w:w="907" w:type="dxa"/>
+            <w:vAlign w:val="center"/>
+          </w:tcPr>
+          <w:p>
+            <w:pPr>
+              <w:spacing w:after="0"/>
+            </w:pPr>
+            <w:r>
+              <w:rPr>
+                <w:rFonts w:ascii="微软雅黑" w:eastAsia="微软雅黑" w:hAnsi="微软雅黑"/>
                 <w:sz w:val="19"/>
               </w:rPr>
               <w:t>输出</w:t>
@@ -857,20 +886,47 @@
         </w:tc>
         <w:tc>
           <w:tcPr>
-            <w:tcW w:type="dxa" w:w="5102"/>
-            <w:vAlign w:val="center"/>
-          </w:tcPr>
-          <w:p>
-            <w:pPr>
-              <w:spacing w:after="0" w:before="0"/>
-            </w:pPr>
-            <w:r>
-              <w:rPr>
-                <w:rFonts w:ascii="Microsoft YaHei" w:hAnsi="Microsoft YaHei" w:eastAsia="Microsoft YaHei"/>
-                <w:b w:val="0"/>
-                <w:sz w:val="19"/>
-              </w:rPr>
-              <w:t>给VCU的0/12 V检查信号；门限和极性须台架确认</w:t>
+            <w:tcW w:w="5102" w:type="dxa"/>
+            <w:vAlign w:val="center"/>
+          </w:tcPr>
+          <w:p>
+            <w:pPr>
+              <w:spacing w:after="0"/>
+            </w:pPr>
+            <w:r>
+              <w:rPr>
+                <w:rFonts w:ascii="微软雅黑" w:eastAsia="微软雅黑" w:hAnsi="微软雅黑"/>
+                <w:sz w:val="19"/>
+              </w:rPr>
+              <w:t>给</w:t>
+            </w:r>
+            <w:r>
+              <w:rPr>
+                <w:rFonts w:ascii="微软雅黑" w:eastAsia="微软雅黑" w:hAnsi="微软雅黑"/>
+                <w:sz w:val="19"/>
+              </w:rPr>
+              <w:t>VCU</w:t>
+            </w:r>
+            <w:r>
+              <w:rPr>
+                <w:rFonts w:ascii="微软雅黑" w:eastAsia="微软雅黑" w:hAnsi="微软雅黑"/>
+                <w:sz w:val="19"/>
+              </w:rPr>
+              <w:t>的</w:t>
+            </w:r>
+            <w:r>
+              <w:rPr>
+                <w:rFonts w:ascii="微软雅黑" w:eastAsia="微软雅黑" w:hAnsi="微软雅黑"/>
+                <w:sz w:val="19"/>
+              </w:rPr>
+              <w:t>0/12 V</w:t>
+            </w:r>
+            <w:r>
+              <w:rPr>
+                <w:rFonts w:ascii="微软雅黑" w:eastAsia="微软雅黑" w:hAnsi="微软雅黑"/>
+                <w:sz w:val="19"/>
+              </w:rPr>
+              <w:t>检查信号；门限和极性须台架确认</w:t>
             </w:r>
           </w:p>
         </w:tc>
@@ -878,17 +934,16 @@
       <w:tr>
         <w:tc>
           <w:tcPr>
-            <w:tcW w:type="dxa" w:w="907"/>
-            <w:vAlign w:val="center"/>
-          </w:tcPr>
-          <w:p>
-            <w:pPr>
-              <w:spacing w:after="0" w:before="0"/>
-            </w:pPr>
-            <w:r>
-              <w:rPr>
-                <w:rFonts w:ascii="Microsoft YaHei" w:hAnsi="Microsoft YaHei" w:eastAsia="Microsoft YaHei"/>
-                <w:b w:val="0"/>
+            <w:tcW w:w="907" w:type="dxa"/>
+            <w:vAlign w:val="center"/>
+          </w:tcPr>
+          <w:p>
+            <w:pPr>
+              <w:spacing w:after="0"/>
+            </w:pPr>
+            <w:r>
+              <w:rPr>
+                <w:rFonts w:ascii="微软雅黑" w:eastAsia="微软雅黑" w:hAnsi="微软雅黑"/>
                 <w:sz w:val="19"/>
               </w:rPr>
               <w:t>H2</w:t>
@@ -897,17 +952,16 @@
         </w:tc>
         <w:tc>
           <w:tcPr>
-            <w:tcW w:type="dxa" w:w="680"/>
-            <w:vAlign w:val="center"/>
-          </w:tcPr>
-          <w:p>
-            <w:pPr>
-              <w:spacing w:after="0" w:before="0"/>
-            </w:pPr>
-            <w:r>
-              <w:rPr>
-                <w:rFonts w:ascii="Microsoft YaHei" w:hAnsi="Microsoft YaHei" w:eastAsia="Microsoft YaHei"/>
-                <w:b w:val="0"/>
+            <w:tcW w:w="680" w:type="dxa"/>
+            <w:vAlign w:val="center"/>
+          </w:tcPr>
+          <w:p>
+            <w:pPr>
+              <w:spacing w:after="0"/>
+            </w:pPr>
+            <w:r>
+              <w:rPr>
+                <w:rFonts w:ascii="微软雅黑" w:eastAsia="微软雅黑" w:hAnsi="微软雅黑"/>
                 <w:sz w:val="19"/>
               </w:rPr>
               <w:t>1</w:t>
@@ -916,17 +970,16 @@
         </w:tc>
         <w:tc>
           <w:tcPr>
-            <w:tcW w:type="dxa" w:w="1531"/>
-            <w:vAlign w:val="center"/>
-          </w:tcPr>
-          <w:p>
-            <w:pPr>
-              <w:spacing w:after="0" w:before="0"/>
-            </w:pPr>
-            <w:r>
-              <w:rPr>
-                <w:rFonts w:ascii="Microsoft YaHei" w:hAnsi="Microsoft YaHei" w:eastAsia="Microsoft YaHei"/>
-                <w:b w:val="0"/>
+            <w:tcW w:w="1531" w:type="dxa"/>
+            <w:vAlign w:val="center"/>
+          </w:tcPr>
+          <w:p>
+            <w:pPr>
+              <w:spacing w:after="0"/>
+            </w:pPr>
+            <w:r>
+              <w:rPr>
+                <w:rFonts w:ascii="微软雅黑" w:eastAsia="微软雅黑" w:hAnsi="微软雅黑"/>
                 <w:sz w:val="19"/>
               </w:rPr>
               <w:t>SDC_IN</w:t>
@@ -935,17 +988,16 @@
         </w:tc>
         <w:tc>
           <w:tcPr>
-            <w:tcW w:type="dxa" w:w="907"/>
-            <w:vAlign w:val="center"/>
-          </w:tcPr>
-          <w:p>
-            <w:pPr>
-              <w:spacing w:after="0" w:before="0"/>
-            </w:pPr>
-            <w:r>
-              <w:rPr>
-                <w:rFonts w:ascii="Microsoft YaHei" w:hAnsi="Microsoft YaHei" w:eastAsia="Microsoft YaHei"/>
-                <w:b w:val="0"/>
+            <w:tcW w:w="907" w:type="dxa"/>
+            <w:vAlign w:val="center"/>
+          </w:tcPr>
+          <w:p>
+            <w:pPr>
+              <w:spacing w:after="0"/>
+            </w:pPr>
+            <w:r>
+              <w:rPr>
+                <w:rFonts w:ascii="微软雅黑" w:eastAsia="微软雅黑" w:hAnsi="微软雅黑"/>
                 <w:sz w:val="19"/>
               </w:rPr>
               <w:t>输入</w:t>
@@ -954,20 +1006,47 @@
         </w:tc>
         <w:tc>
           <w:tcPr>
-            <w:tcW w:type="dxa" w:w="5102"/>
-            <w:vAlign w:val="center"/>
-          </w:tcPr>
-          <w:p>
-            <w:pPr>
-              <w:spacing w:after="0" w:before="0"/>
-            </w:pPr>
-            <w:r>
-              <w:rPr>
-                <w:rFonts w:ascii="Microsoft YaHei" w:hAnsi="Microsoft YaHei" w:eastAsia="Microsoft YaHei"/>
-                <w:b w:val="0"/>
-                <w:sz w:val="19"/>
-              </w:rPr>
-              <w:t>安全回路电压；名义24 V，掉电时RLY2释放</w:t>
+            <w:tcW w:w="5102" w:type="dxa"/>
+            <w:vAlign w:val="center"/>
+          </w:tcPr>
+          <w:p>
+            <w:pPr>
+              <w:spacing w:after="0"/>
+            </w:pPr>
+            <w:r>
+              <w:rPr>
+                <w:rFonts w:ascii="微软雅黑" w:eastAsia="微软雅黑" w:hAnsi="微软雅黑"/>
+                <w:sz w:val="19"/>
+              </w:rPr>
+              <w:t>安全回路电压；名义</w:t>
+            </w:r>
+            <w:r>
+              <w:rPr>
+                <w:rFonts w:ascii="微软雅黑" w:eastAsia="微软雅黑" w:hAnsi="微软雅黑"/>
+                <w:sz w:val="19"/>
+              </w:rPr>
+              <w:t>24 V</w:t>
+            </w:r>
+            <w:r>
+              <w:rPr>
+                <w:rFonts w:ascii="微软雅黑" w:eastAsia="微软雅黑" w:hAnsi="微软雅黑"/>
+                <w:sz w:val="19"/>
+              </w:rPr>
+              <w:t>，掉电时</w:t>
+            </w:r>
+            <w:r>
+              <w:rPr>
+                <w:rFonts w:ascii="微软雅黑" w:eastAsia="微软雅黑" w:hAnsi="微软雅黑"/>
+                <w:sz w:val="19"/>
+              </w:rPr>
+              <w:t>RLY2</w:t>
+            </w:r>
+            <w:r>
+              <w:rPr>
+                <w:rFonts w:ascii="微软雅黑" w:eastAsia="微软雅黑" w:hAnsi="微软雅黑"/>
+                <w:sz w:val="19"/>
+              </w:rPr>
+              <w:t>释放</w:t>
             </w:r>
           </w:p>
         </w:tc>
@@ -975,17 +1054,16 @@
       <w:tr>
         <w:tc>
           <w:tcPr>
-            <w:tcW w:type="dxa" w:w="907"/>
-            <w:vAlign w:val="center"/>
-          </w:tcPr>
-          <w:p>
-            <w:pPr>
-              <w:spacing w:after="0" w:before="0"/>
-            </w:pPr>
-            <w:r>
-              <w:rPr>
-                <w:rFonts w:ascii="Microsoft YaHei" w:hAnsi="Microsoft YaHei" w:eastAsia="Microsoft YaHei"/>
-                <w:b w:val="0"/>
+            <w:tcW w:w="907" w:type="dxa"/>
+            <w:vAlign w:val="center"/>
+          </w:tcPr>
+          <w:p>
+            <w:pPr>
+              <w:spacing w:after="0"/>
+            </w:pPr>
+            <w:r>
+              <w:rPr>
+                <w:rFonts w:ascii="微软雅黑" w:eastAsia="微软雅黑" w:hAnsi="微软雅黑"/>
                 <w:sz w:val="19"/>
               </w:rPr>
               <w:t>H2</w:t>
@@ -994,17 +1072,16 @@
         </w:tc>
         <w:tc>
           <w:tcPr>
-            <w:tcW w:type="dxa" w:w="680"/>
-            <w:vAlign w:val="center"/>
-          </w:tcPr>
-          <w:p>
-            <w:pPr>
-              <w:spacing w:after="0" w:before="0"/>
-            </w:pPr>
-            <w:r>
-              <w:rPr>
-                <w:rFonts w:ascii="Microsoft YaHei" w:hAnsi="Microsoft YaHei" w:eastAsia="Microsoft YaHei"/>
-                <w:b w:val="0"/>
+            <w:tcW w:w="680" w:type="dxa"/>
+            <w:vAlign w:val="center"/>
+          </w:tcPr>
+          <w:p>
+            <w:pPr>
+              <w:spacing w:after="0"/>
+            </w:pPr>
+            <w:r>
+              <w:rPr>
+                <w:rFonts w:ascii="微软雅黑" w:eastAsia="微软雅黑" w:hAnsi="微软雅黑"/>
                 <w:sz w:val="19"/>
               </w:rPr>
               <w:t>2</w:t>
@@ -1013,17 +1090,16 @@
         </w:tc>
         <w:tc>
           <w:tcPr>
-            <w:tcW w:type="dxa" w:w="1531"/>
-            <w:vAlign w:val="center"/>
-          </w:tcPr>
-          <w:p>
-            <w:pPr>
-              <w:spacing w:after="0" w:before="0"/>
-            </w:pPr>
-            <w:r>
-              <w:rPr>
-                <w:rFonts w:ascii="Microsoft YaHei" w:hAnsi="Microsoft YaHei" w:eastAsia="Microsoft YaHei"/>
-                <w:b w:val="0"/>
+            <w:tcW w:w="1531" w:type="dxa"/>
+            <w:vAlign w:val="center"/>
+          </w:tcPr>
+          <w:p>
+            <w:pPr>
+              <w:spacing w:after="0"/>
+            </w:pPr>
+            <w:r>
+              <w:rPr>
+                <w:rFonts w:ascii="微软雅黑" w:eastAsia="微软雅黑" w:hAnsi="微软雅黑"/>
                 <w:sz w:val="19"/>
               </w:rPr>
               <w:t>EBS_WORK</w:t>
@@ -1032,17 +1108,16 @@
         </w:tc>
         <w:tc>
           <w:tcPr>
-            <w:tcW w:type="dxa" w:w="907"/>
-            <w:vAlign w:val="center"/>
-          </w:tcPr>
-          <w:p>
-            <w:pPr>
-              <w:spacing w:after="0" w:before="0"/>
-            </w:pPr>
-            <w:r>
-              <w:rPr>
-                <w:rFonts w:ascii="Microsoft YaHei" w:hAnsi="Microsoft YaHei" w:eastAsia="Microsoft YaHei"/>
-                <w:b w:val="0"/>
+            <w:tcW w:w="907" w:type="dxa"/>
+            <w:vAlign w:val="center"/>
+          </w:tcPr>
+          <w:p>
+            <w:pPr>
+              <w:spacing w:after="0"/>
+            </w:pPr>
+            <w:r>
+              <w:rPr>
+                <w:rFonts w:ascii="微软雅黑" w:eastAsia="微软雅黑" w:hAnsi="微软雅黑"/>
                 <w:sz w:val="19"/>
               </w:rPr>
               <w:t>输出</w:t>
@@ -1051,20 +1126,40 @@
         </w:tc>
         <w:tc>
           <w:tcPr>
-            <w:tcW w:type="dxa" w:w="5102"/>
-            <w:vAlign w:val="center"/>
-          </w:tcPr>
-          <w:p>
-            <w:pPr>
-              <w:spacing w:after="0" w:before="0"/>
-            </w:pPr>
-            <w:r>
-              <w:rPr>
-                <w:rFonts w:ascii="Microsoft YaHei" w:hAnsi="Microsoft YaHei" w:eastAsia="Microsoft YaHei"/>
-                <w:b w:val="0"/>
-                <w:sz w:val="19"/>
-              </w:rPr>
-              <w:t>正常约24 V；触发、看门狗异常或掉电时0 V</w:t>
+            <w:tcW w:w="5102" w:type="dxa"/>
+            <w:vAlign w:val="center"/>
+          </w:tcPr>
+          <w:p>
+            <w:pPr>
+              <w:spacing w:after="0"/>
+            </w:pPr>
+            <w:r>
+              <w:rPr>
+                <w:rFonts w:ascii="微软雅黑" w:eastAsia="微软雅黑" w:hAnsi="微软雅黑"/>
+                <w:sz w:val="19"/>
+              </w:rPr>
+              <w:t>正常约</w:t>
+            </w:r>
+            <w:r>
+              <w:rPr>
+                <w:rFonts w:ascii="微软雅黑" w:eastAsia="微软雅黑" w:hAnsi="微软雅黑"/>
+                <w:sz w:val="19"/>
+              </w:rPr>
+              <w:t>24 V</w:t>
+            </w:r>
+            <w:r>
+              <w:rPr>
+                <w:rFonts w:ascii="微软雅黑" w:eastAsia="微软雅黑" w:hAnsi="微软雅黑"/>
+                <w:sz w:val="19"/>
+              </w:rPr>
+              <w:t>；触发、看门狗异常或掉电时</w:t>
+            </w:r>
+            <w:r>
+              <w:rPr>
+                <w:rFonts w:ascii="微软雅黑" w:eastAsia="微软雅黑" w:hAnsi="微软雅黑"/>
+                <w:sz w:val="19"/>
+              </w:rPr>
+              <w:t>0 V</w:t>
             </w:r>
           </w:p>
         </w:tc>
@@ -1072,17 +1167,16 @@
       <w:tr>
         <w:tc>
           <w:tcPr>
-            <w:tcW w:type="dxa" w:w="907"/>
-            <w:vAlign w:val="center"/>
-          </w:tcPr>
-          <w:p>
-            <w:pPr>
-              <w:spacing w:after="0" w:before="0"/>
-            </w:pPr>
-            <w:r>
-              <w:rPr>
-                <w:rFonts w:ascii="Microsoft YaHei" w:hAnsi="Microsoft YaHei" w:eastAsia="Microsoft YaHei"/>
-                <w:b w:val="0"/>
+            <w:tcW w:w="907" w:type="dxa"/>
+            <w:vAlign w:val="center"/>
+          </w:tcPr>
+          <w:p>
+            <w:pPr>
+              <w:spacing w:after="0"/>
+            </w:pPr>
+            <w:r>
+              <w:rPr>
+                <w:rFonts w:ascii="微软雅黑" w:eastAsia="微软雅黑" w:hAnsi="微软雅黑"/>
                 <w:sz w:val="19"/>
               </w:rPr>
               <w:t>H2</w:t>
@@ -1091,17 +1185,16 @@
         </w:tc>
         <w:tc>
           <w:tcPr>
-            <w:tcW w:type="dxa" w:w="680"/>
-            <w:vAlign w:val="center"/>
-          </w:tcPr>
-          <w:p>
-            <w:pPr>
-              <w:spacing w:after="0" w:before="0"/>
-            </w:pPr>
-            <w:r>
-              <w:rPr>
-                <w:rFonts w:ascii="Microsoft YaHei" w:hAnsi="Microsoft YaHei" w:eastAsia="Microsoft YaHei"/>
-                <w:b w:val="0"/>
+            <w:tcW w:w="680" w:type="dxa"/>
+            <w:vAlign w:val="center"/>
+          </w:tcPr>
+          <w:p>
+            <w:pPr>
+              <w:spacing w:after="0"/>
+            </w:pPr>
+            <w:r>
+              <w:rPr>
+                <w:rFonts w:ascii="微软雅黑" w:eastAsia="微软雅黑" w:hAnsi="微软雅黑"/>
                 <w:sz w:val="19"/>
               </w:rPr>
               <w:t>3</w:t>
@@ -1110,17 +1203,16 @@
         </w:tc>
         <w:tc>
           <w:tcPr>
-            <w:tcW w:type="dxa" w:w="1531"/>
-            <w:vAlign w:val="center"/>
-          </w:tcPr>
-          <w:p>
-            <w:pPr>
-              <w:spacing w:after="0" w:before="0"/>
-            </w:pPr>
-            <w:r>
-              <w:rPr>
-                <w:rFonts w:ascii="Microsoft YaHei" w:hAnsi="Microsoft YaHei" w:eastAsia="Microsoft YaHei"/>
-                <w:b w:val="0"/>
+            <w:tcW w:w="1531" w:type="dxa"/>
+            <w:vAlign w:val="center"/>
+          </w:tcPr>
+          <w:p>
+            <w:pPr>
+              <w:spacing w:after="0"/>
+            </w:pPr>
+            <w:r>
+              <w:rPr>
+                <w:rFonts w:ascii="微软雅黑" w:eastAsia="微软雅黑" w:hAnsi="微软雅黑"/>
                 <w:sz w:val="19"/>
               </w:rPr>
               <w:t>AS_LOCK</w:t>
@@ -1129,17 +1221,16 @@
         </w:tc>
         <w:tc>
           <w:tcPr>
-            <w:tcW w:type="dxa" w:w="907"/>
-            <w:vAlign w:val="center"/>
-          </w:tcPr>
-          <w:p>
-            <w:pPr>
-              <w:spacing w:after="0" w:before="0"/>
-            </w:pPr>
-            <w:r>
-              <w:rPr>
-                <w:rFonts w:ascii="Microsoft YaHei" w:hAnsi="Microsoft YaHei" w:eastAsia="Microsoft YaHei"/>
-                <w:b w:val="0"/>
+            <w:tcW w:w="907" w:type="dxa"/>
+            <w:vAlign w:val="center"/>
+          </w:tcPr>
+          <w:p>
+            <w:pPr>
+              <w:spacing w:after="0"/>
+            </w:pPr>
+            <w:r>
+              <w:rPr>
+                <w:rFonts w:ascii="微软雅黑" w:eastAsia="微软雅黑" w:hAnsi="微软雅黑"/>
                 <w:sz w:val="19"/>
               </w:rPr>
               <w:t>输出</w:t>
@@ -1148,20 +1239,61 @@
         </w:tc>
         <w:tc>
           <w:tcPr>
-            <w:tcW w:type="dxa" w:w="5102"/>
-            <w:vAlign w:val="center"/>
-          </w:tcPr>
-          <w:p>
-            <w:pPr>
-              <w:spacing w:after="0" w:before="0"/>
-            </w:pPr>
-            <w:r>
-              <w:rPr>
-                <w:rFonts w:ascii="Microsoft YaHei" w:hAnsi="Microsoft YaHei" w:eastAsia="Microsoft YaHei"/>
-                <w:b w:val="0"/>
-                <w:sz w:val="19"/>
-              </w:rPr>
-              <w:t>EBS_WORK经22 kΩ/4.7 kΩ分压；24 V时约4.23 V</w:t>
+            <w:tcW w:w="5102" w:type="dxa"/>
+            <w:vAlign w:val="center"/>
+          </w:tcPr>
+          <w:p>
+            <w:pPr>
+              <w:spacing w:after="0"/>
+            </w:pPr>
+            <w:r>
+              <w:rPr>
+                <w:rFonts w:ascii="微软雅黑" w:eastAsia="微软雅黑" w:hAnsi="微软雅黑"/>
+                <w:sz w:val="19"/>
+              </w:rPr>
+              <w:t>EBS_WORK</w:t>
+            </w:r>
+            <w:r>
+              <w:rPr>
+                <w:rFonts w:ascii="微软雅黑" w:eastAsia="微软雅黑" w:hAnsi="微软雅黑"/>
+                <w:sz w:val="19"/>
+              </w:rPr>
+              <w:t>经</w:t>
+            </w:r>
+            <w:r>
+              <w:rPr>
+                <w:rFonts w:ascii="微软雅黑" w:eastAsia="微软雅黑" w:hAnsi="微软雅黑"/>
+                <w:sz w:val="19"/>
+              </w:rPr>
+              <w:t>22 kΩ/4.7 kΩ</w:t>
+            </w:r>
+            <w:r>
+              <w:rPr>
+                <w:rFonts w:ascii="微软雅黑" w:eastAsia="微软雅黑" w:hAnsi="微软雅黑"/>
+                <w:sz w:val="19"/>
+              </w:rPr>
+              <w:t>分压；</w:t>
+            </w:r>
+            <w:r>
+              <w:rPr>
+                <w:rFonts w:ascii="微软雅黑" w:eastAsia="微软雅黑" w:hAnsi="微软雅黑"/>
+                <w:sz w:val="19"/>
+              </w:rPr>
+              <w:t>24 V</w:t>
+            </w:r>
+            <w:r>
+              <w:rPr>
+                <w:rFonts w:ascii="微软雅黑" w:eastAsia="微软雅黑" w:hAnsi="微软雅黑"/>
+                <w:sz w:val="19"/>
+              </w:rPr>
+              <w:t>时约</w:t>
+            </w:r>
+            <w:r>
+              <w:rPr>
+                <w:rFonts w:ascii="微软雅黑" w:eastAsia="微软雅黑" w:hAnsi="微软雅黑"/>
+                <w:sz w:val="19"/>
+              </w:rPr>
+              <w:t>4.23 V</w:t>
             </w:r>
           </w:p>
         </w:tc>
@@ -1169,17 +1301,16 @@
       <w:tr>
         <w:tc>
           <w:tcPr>
-            <w:tcW w:type="dxa" w:w="907"/>
-            <w:vAlign w:val="center"/>
-          </w:tcPr>
-          <w:p>
-            <w:pPr>
-              <w:spacing w:after="0" w:before="0"/>
-            </w:pPr>
-            <w:r>
-              <w:rPr>
-                <w:rFonts w:ascii="Microsoft YaHei" w:hAnsi="Microsoft YaHei" w:eastAsia="Microsoft YaHei"/>
-                <w:b w:val="0"/>
+            <w:tcW w:w="907" w:type="dxa"/>
+            <w:vAlign w:val="center"/>
+          </w:tcPr>
+          <w:p>
+            <w:pPr>
+              <w:spacing w:after="0"/>
+            </w:pPr>
+            <w:r>
+              <w:rPr>
+                <w:rFonts w:ascii="微软雅黑" w:eastAsia="微软雅黑" w:hAnsi="微软雅黑"/>
                 <w:sz w:val="19"/>
               </w:rPr>
               <w:t>H2</w:t>
@@ -1188,17 +1319,16 @@
         </w:tc>
         <w:tc>
           <w:tcPr>
-            <w:tcW w:type="dxa" w:w="680"/>
-            <w:vAlign w:val="center"/>
-          </w:tcPr>
-          <w:p>
-            <w:pPr>
-              <w:spacing w:after="0" w:before="0"/>
-            </w:pPr>
-            <w:r>
-              <w:rPr>
-                <w:rFonts w:ascii="Microsoft YaHei" w:hAnsi="Microsoft YaHei" w:eastAsia="Microsoft YaHei"/>
-                <w:b w:val="0"/>
+            <w:tcW w:w="680" w:type="dxa"/>
+            <w:vAlign w:val="center"/>
+          </w:tcPr>
+          <w:p>
+            <w:pPr>
+              <w:spacing w:after="0"/>
+            </w:pPr>
+            <w:r>
+              <w:rPr>
+                <w:rFonts w:ascii="微软雅黑" w:eastAsia="微软雅黑" w:hAnsi="微软雅黑"/>
                 <w:sz w:val="19"/>
               </w:rPr>
               <w:t>4</w:t>
@@ -1207,17 +1337,16 @@
         </w:tc>
         <w:tc>
           <w:tcPr>
-            <w:tcW w:type="dxa" w:w="1531"/>
-            <w:vAlign w:val="center"/>
-          </w:tcPr>
-          <w:p>
-            <w:pPr>
-              <w:spacing w:after="0" w:before="0"/>
-            </w:pPr>
-            <w:r>
-              <w:rPr>
-                <w:rFonts w:ascii="Microsoft YaHei" w:hAnsi="Microsoft YaHei" w:eastAsia="Microsoft YaHei"/>
-                <w:b w:val="0"/>
+            <w:tcW w:w="1531" w:type="dxa"/>
+            <w:vAlign w:val="center"/>
+          </w:tcPr>
+          <w:p>
+            <w:pPr>
+              <w:spacing w:after="0"/>
+            </w:pPr>
+            <w:r>
+              <w:rPr>
+                <w:rFonts w:ascii="微软雅黑" w:eastAsia="微软雅黑" w:hAnsi="微软雅黑"/>
                 <w:sz w:val="19"/>
               </w:rPr>
               <w:t>VCU_FB</w:t>
@@ -1226,17 +1355,16 @@
         </w:tc>
         <w:tc>
           <w:tcPr>
-            <w:tcW w:type="dxa" w:w="907"/>
-            <w:vAlign w:val="center"/>
-          </w:tcPr>
-          <w:p>
-            <w:pPr>
-              <w:spacing w:after="0" w:before="0"/>
-            </w:pPr>
-            <w:r>
-              <w:rPr>
-                <w:rFonts w:ascii="Microsoft YaHei" w:hAnsi="Microsoft YaHei" w:eastAsia="Microsoft YaHei"/>
-                <w:b w:val="0"/>
+            <w:tcW w:w="907" w:type="dxa"/>
+            <w:vAlign w:val="center"/>
+          </w:tcPr>
+          <w:p>
+            <w:pPr>
+              <w:spacing w:after="0"/>
+            </w:pPr>
+            <w:r>
+              <w:rPr>
+                <w:rFonts w:ascii="微软雅黑" w:eastAsia="微软雅黑" w:hAnsi="微软雅黑"/>
                 <w:sz w:val="19"/>
               </w:rPr>
               <w:t>输出</w:t>
@@ -1245,20 +1373,47 @@
         </w:tc>
         <w:tc>
           <w:tcPr>
-            <w:tcW w:type="dxa" w:w="5102"/>
-            <w:vAlign w:val="center"/>
-          </w:tcPr>
-          <w:p>
-            <w:pPr>
-              <w:spacing w:after="0" w:before="0"/>
-            </w:pPr>
-            <w:r>
-              <w:rPr>
-                <w:rFonts w:ascii="Microsoft YaHei" w:hAnsi="Microsoft YaHei" w:eastAsia="Microsoft YaHei"/>
-                <w:b w:val="0"/>
-                <w:sz w:val="19"/>
-              </w:rPr>
-              <w:t>给VCU的0/12 V继电器状态反馈</w:t>
+            <w:tcW w:w="5102" w:type="dxa"/>
+            <w:vAlign w:val="center"/>
+          </w:tcPr>
+          <w:p>
+            <w:pPr>
+              <w:spacing w:after="0"/>
+            </w:pPr>
+            <w:r>
+              <w:rPr>
+                <w:rFonts w:ascii="微软雅黑" w:eastAsia="微软雅黑" w:hAnsi="微软雅黑"/>
+                <w:sz w:val="19"/>
+              </w:rPr>
+              <w:t>给</w:t>
+            </w:r>
+            <w:r>
+              <w:rPr>
+                <w:rFonts w:ascii="微软雅黑" w:eastAsia="微软雅黑" w:hAnsi="微软雅黑"/>
+                <w:sz w:val="19"/>
+              </w:rPr>
+              <w:t>VCU</w:t>
+            </w:r>
+            <w:r>
+              <w:rPr>
+                <w:rFonts w:ascii="微软雅黑" w:eastAsia="微软雅黑" w:hAnsi="微软雅黑"/>
+                <w:sz w:val="19"/>
+              </w:rPr>
+              <w:t>的</w:t>
+            </w:r>
+            <w:r>
+              <w:rPr>
+                <w:rFonts w:ascii="微软雅黑" w:eastAsia="微软雅黑" w:hAnsi="微软雅黑"/>
+                <w:sz w:val="19"/>
+              </w:rPr>
+              <w:t>0/12 V</w:t>
+            </w:r>
+            <w:r>
+              <w:rPr>
+                <w:rFonts w:ascii="微软雅黑" w:eastAsia="微软雅黑" w:hAnsi="微软雅黑"/>
+                <w:sz w:val="19"/>
+              </w:rPr>
+              <w:t>继电器状态反馈</w:t>
             </w:r>
           </w:p>
         </w:tc>
@@ -1266,17 +1421,16 @@
       <w:tr>
         <w:tc>
           <w:tcPr>
-            <w:tcW w:type="dxa" w:w="907"/>
-            <w:vAlign w:val="center"/>
-          </w:tcPr>
-          <w:p>
-            <w:pPr>
-              <w:spacing w:after="0" w:before="0"/>
-            </w:pPr>
-            <w:r>
-              <w:rPr>
-                <w:rFonts w:ascii="Microsoft YaHei" w:hAnsi="Microsoft YaHei" w:eastAsia="Microsoft YaHei"/>
-                <w:b w:val="0"/>
+            <w:tcW w:w="907" w:type="dxa"/>
+            <w:vAlign w:val="center"/>
+          </w:tcPr>
+          <w:p>
+            <w:pPr>
+              <w:spacing w:after="0"/>
+            </w:pPr>
+            <w:r>
+              <w:rPr>
+                <w:rFonts w:ascii="微软雅黑" w:eastAsia="微软雅黑" w:hAnsi="微软雅黑"/>
                 <w:sz w:val="19"/>
               </w:rPr>
               <w:t>H3</w:t>
@@ -1285,17 +1439,16 @@
         </w:tc>
         <w:tc>
           <w:tcPr>
-            <w:tcW w:type="dxa" w:w="680"/>
-            <w:vAlign w:val="center"/>
-          </w:tcPr>
-          <w:p>
-            <w:pPr>
-              <w:spacing w:after="0" w:before="0"/>
-            </w:pPr>
-            <w:r>
-              <w:rPr>
-                <w:rFonts w:ascii="Microsoft YaHei" w:hAnsi="Microsoft YaHei" w:eastAsia="Microsoft YaHei"/>
-                <w:b w:val="0"/>
+            <w:tcW w:w="680" w:type="dxa"/>
+            <w:vAlign w:val="center"/>
+          </w:tcPr>
+          <w:p>
+            <w:pPr>
+              <w:spacing w:after="0"/>
+            </w:pPr>
+            <w:r>
+              <w:rPr>
+                <w:rFonts w:ascii="微软雅黑" w:eastAsia="微软雅黑" w:hAnsi="微软雅黑"/>
                 <w:sz w:val="19"/>
               </w:rPr>
               <w:t>1</w:t>
@@ -1304,17 +1457,16 @@
         </w:tc>
         <w:tc>
           <w:tcPr>
-            <w:tcW w:type="dxa" w:w="1531"/>
-            <w:vAlign w:val="center"/>
-          </w:tcPr>
-          <w:p>
-            <w:pPr>
-              <w:spacing w:after="0" w:before="0"/>
-            </w:pPr>
-            <w:r>
-              <w:rPr>
-                <w:rFonts w:ascii="Microsoft YaHei" w:hAnsi="Microsoft YaHei" w:eastAsia="Microsoft YaHei"/>
-                <w:b w:val="0"/>
+            <w:tcW w:w="1531" w:type="dxa"/>
+            <w:vAlign w:val="center"/>
+          </w:tcPr>
+          <w:p>
+            <w:pPr>
+              <w:spacing w:after="0"/>
+            </w:pPr>
+            <w:r>
+              <w:rPr>
+                <w:rFonts w:ascii="微软雅黑" w:eastAsia="微软雅黑" w:hAnsi="微软雅黑"/>
                 <w:sz w:val="19"/>
               </w:rPr>
               <w:t>EBS_PWR</w:t>
@@ -1323,17 +1475,16 @@
         </w:tc>
         <w:tc>
           <w:tcPr>
-            <w:tcW w:type="dxa" w:w="907"/>
-            <w:vAlign w:val="center"/>
-          </w:tcPr>
-          <w:p>
-            <w:pPr>
-              <w:spacing w:after="0" w:before="0"/>
-            </w:pPr>
-            <w:r>
-              <w:rPr>
-                <w:rFonts w:ascii="Microsoft YaHei" w:hAnsi="Microsoft YaHei" w:eastAsia="Microsoft YaHei"/>
-                <w:b w:val="0"/>
+            <w:tcW w:w="907" w:type="dxa"/>
+            <w:vAlign w:val="center"/>
+          </w:tcPr>
+          <w:p>
+            <w:pPr>
+              <w:spacing w:after="0"/>
+            </w:pPr>
+            <w:r>
+              <w:rPr>
+                <w:rFonts w:ascii="微软雅黑" w:eastAsia="微软雅黑" w:hAnsi="微软雅黑"/>
                 <w:sz w:val="19"/>
               </w:rPr>
               <w:t>电源输入</w:t>
@@ -1342,20 +1493,40 @@
         </w:tc>
         <w:tc>
           <w:tcPr>
-            <w:tcW w:type="dxa" w:w="5102"/>
-            <w:vAlign w:val="center"/>
-          </w:tcPr>
-          <w:p>
-            <w:pPr>
-              <w:spacing w:after="0" w:before="0"/>
-            </w:pPr>
-            <w:r>
-              <w:rPr>
-                <w:rFonts w:ascii="Microsoft YaHei" w:hAnsi="Microsoft YaHei" w:eastAsia="Microsoft YaHei"/>
-                <w:b w:val="0"/>
-                <w:sz w:val="19"/>
-              </w:rPr>
-              <w:t>24 V；同时供降压级和24 V继电器</w:t>
+            <w:tcW w:w="5102" w:type="dxa"/>
+            <w:vAlign w:val="center"/>
+          </w:tcPr>
+          <w:p>
+            <w:pPr>
+              <w:spacing w:after="0"/>
+            </w:pPr>
+            <w:r>
+              <w:rPr>
+                <w:rFonts w:ascii="微软雅黑" w:eastAsia="微软雅黑" w:hAnsi="微软雅黑"/>
+                <w:sz w:val="19"/>
+              </w:rPr>
+              <w:t>24 V</w:t>
+            </w:r>
+            <w:r>
+              <w:rPr>
+                <w:rFonts w:ascii="微软雅黑" w:eastAsia="微软雅黑" w:hAnsi="微软雅黑"/>
+                <w:sz w:val="19"/>
+              </w:rPr>
+              <w:t>；同时供降压级和</w:t>
+            </w:r>
+            <w:r>
+              <w:rPr>
+                <w:rFonts w:ascii="微软雅黑" w:eastAsia="微软雅黑" w:hAnsi="微软雅黑"/>
+                <w:sz w:val="19"/>
+              </w:rPr>
+              <w:t>24 V</w:t>
+            </w:r>
+            <w:r>
+              <w:rPr>
+                <w:rFonts w:ascii="微软雅黑" w:eastAsia="微软雅黑" w:hAnsi="微软雅黑"/>
+                <w:sz w:val="19"/>
+              </w:rPr>
+              <w:t>继电器</w:t>
             </w:r>
           </w:p>
         </w:tc>
@@ -1363,17 +1534,16 @@
       <w:tr>
         <w:tc>
           <w:tcPr>
-            <w:tcW w:type="dxa" w:w="907"/>
-            <w:vAlign w:val="center"/>
-          </w:tcPr>
-          <w:p>
-            <w:pPr>
-              <w:spacing w:after="0" w:before="0"/>
-            </w:pPr>
-            <w:r>
-              <w:rPr>
-                <w:rFonts w:ascii="Microsoft YaHei" w:hAnsi="Microsoft YaHei" w:eastAsia="Microsoft YaHei"/>
-                <w:b w:val="0"/>
+            <w:tcW w:w="907" w:type="dxa"/>
+            <w:vAlign w:val="center"/>
+          </w:tcPr>
+          <w:p>
+            <w:pPr>
+              <w:spacing w:after="0"/>
+            </w:pPr>
+            <w:r>
+              <w:rPr>
+                <w:rFonts w:ascii="微软雅黑" w:eastAsia="微软雅黑" w:hAnsi="微软雅黑"/>
                 <w:sz w:val="19"/>
               </w:rPr>
               <w:t>H3</w:t>
@@ -1382,17 +1552,16 @@
         </w:tc>
         <w:tc>
           <w:tcPr>
-            <w:tcW w:type="dxa" w:w="680"/>
-            <w:vAlign w:val="center"/>
-          </w:tcPr>
-          <w:p>
-            <w:pPr>
-              <w:spacing w:after="0" w:before="0"/>
-            </w:pPr>
-            <w:r>
-              <w:rPr>
-                <w:rFonts w:ascii="Microsoft YaHei" w:hAnsi="Microsoft YaHei" w:eastAsia="Microsoft YaHei"/>
-                <w:b w:val="0"/>
+            <w:tcW w:w="680" w:type="dxa"/>
+            <w:vAlign w:val="center"/>
+          </w:tcPr>
+          <w:p>
+            <w:pPr>
+              <w:spacing w:after="0"/>
+            </w:pPr>
+            <w:r>
+              <w:rPr>
+                <w:rFonts w:ascii="微软雅黑" w:eastAsia="微软雅黑" w:hAnsi="微软雅黑"/>
                 <w:sz w:val="19"/>
               </w:rPr>
               <w:t>2</w:t>
@@ -1401,17 +1570,16 @@
         </w:tc>
         <w:tc>
           <w:tcPr>
-            <w:tcW w:type="dxa" w:w="1531"/>
-            <w:vAlign w:val="center"/>
-          </w:tcPr>
-          <w:p>
-            <w:pPr>
-              <w:spacing w:after="0" w:before="0"/>
-            </w:pPr>
-            <w:r>
-              <w:rPr>
-                <w:rFonts w:ascii="Microsoft YaHei" w:hAnsi="Microsoft YaHei" w:eastAsia="Microsoft YaHei"/>
-                <w:b w:val="0"/>
+            <w:tcW w:w="1531" w:type="dxa"/>
+            <w:vAlign w:val="center"/>
+          </w:tcPr>
+          <w:p>
+            <w:pPr>
+              <w:spacing w:after="0"/>
+            </w:pPr>
+            <w:r>
+              <w:rPr>
+                <w:rFonts w:ascii="微软雅黑" w:eastAsia="微软雅黑" w:hAnsi="微软雅黑"/>
                 <w:sz w:val="19"/>
               </w:rPr>
               <w:t>GND</w:t>
@@ -1420,17 +1588,16 @@
         </w:tc>
         <w:tc>
           <w:tcPr>
-            <w:tcW w:type="dxa" w:w="907"/>
-            <w:vAlign w:val="center"/>
-          </w:tcPr>
-          <w:p>
-            <w:pPr>
-              <w:spacing w:after="0" w:before="0"/>
-            </w:pPr>
-            <w:r>
-              <w:rPr>
-                <w:rFonts w:ascii="Microsoft YaHei" w:hAnsi="Microsoft YaHei" w:eastAsia="Microsoft YaHei"/>
-                <w:b w:val="0"/>
+            <w:tcW w:w="907" w:type="dxa"/>
+            <w:vAlign w:val="center"/>
+          </w:tcPr>
+          <w:p>
+            <w:pPr>
+              <w:spacing w:after="0"/>
+            </w:pPr>
+            <w:r>
+              <w:rPr>
+                <w:rFonts w:ascii="微软雅黑" w:eastAsia="微软雅黑" w:hAnsi="微软雅黑"/>
                 <w:sz w:val="19"/>
               </w:rPr>
               <w:t>回路</w:t>
@@ -1439,17 +1606,16 @@
         </w:tc>
         <w:tc>
           <w:tcPr>
-            <w:tcW w:type="dxa" w:w="5102"/>
-            <w:vAlign w:val="center"/>
-          </w:tcPr>
-          <w:p>
-            <w:pPr>
-              <w:spacing w:after="0" w:before="0"/>
-            </w:pPr>
-            <w:r>
-              <w:rPr>
-                <w:rFonts w:ascii="Microsoft YaHei" w:hAnsi="Microsoft YaHei" w:eastAsia="Microsoft YaHei"/>
-                <w:b w:val="0"/>
+            <w:tcW w:w="5102" w:type="dxa"/>
+            <w:vAlign w:val="center"/>
+          </w:tcPr>
+          <w:p>
+            <w:pPr>
+              <w:spacing w:after="0"/>
+            </w:pPr>
+            <w:r>
+              <w:rPr>
+                <w:rFonts w:ascii="微软雅黑" w:eastAsia="微软雅黑" w:hAnsi="微软雅黑"/>
                 <w:sz w:val="19"/>
               </w:rPr>
               <w:t>低压地</w:t>
@@ -1461,7 +1627,7 @@
     <w:p>
       <w:r>
         <w:rPr>
-          <w:rFonts w:ascii="Microsoft YaHei" w:hAnsi="Microsoft YaHei" w:eastAsia="Microsoft YaHei"/>
+          <w:rFonts w:ascii="微软雅黑" w:eastAsia="微软雅黑" w:hAnsi="微软雅黑"/>
           <w:b/>
           <w:sz w:val="21"/>
         </w:rPr>
@@ -1469,10 +1635,112 @@
       </w:r>
       <w:r>
         <w:rPr>
-          <w:rFonts w:ascii="Microsoft YaHei" w:hAnsi="Microsoft YaHei" w:eastAsia="Microsoft YaHei"/>
+          <w:rFonts w:ascii="微软雅黑" w:eastAsia="微软雅黑" w:hAnsi="微软雅黑"/>
           <w:sz w:val="21"/>
         </w:rPr>
-        <w:t>所有VCU相关外部接口均按12 V定义。VCU_WDI、EBS_TRIG不得未经限流、钳位或电平转换直接进入5 V供电器件；VCU_FB、EBS_CHECK须验证0/12 V门限、极性、源阻抗和短路电流。</w:t>
+        <w:t>VCU_WDI由VCU直接推挽输出0–5 V、10 Hz方波，可直接进入5 V供电的UCC2946；EBS_TRIG为12 V高有效，须经12 V→5 V输入调理；VCU_FB、EBS_CHECK须验证0/12 V门限、极性、源阻抗和短路电流。</w:t>
+      </w:r>
+      <w:r>
+        <w:rPr>
+          <w:rFonts w:ascii="微软雅黑" w:eastAsia="微软雅黑" w:hAnsi="微软雅黑"/>
+          <w:sz w:val="21"/>
+        </w:rPr>
+      </w:r>
+      <w:r>
+        <w:rPr>
+          <w:rFonts w:ascii="微软雅黑" w:eastAsia="微软雅黑" w:hAnsi="微软雅黑"/>
+          <w:sz w:val="21"/>
+        </w:rPr>
+      </w:r>
+      <w:r>
+        <w:rPr>
+          <w:rFonts w:ascii="微软雅黑" w:eastAsia="微软雅黑" w:hAnsi="微软雅黑"/>
+          <w:sz w:val="21"/>
+        </w:rPr>
+      </w:r>
+      <w:r>
+        <w:rPr>
+          <w:rFonts w:ascii="微软雅黑" w:eastAsia="微软雅黑" w:hAnsi="微软雅黑"/>
+          <w:sz w:val="21"/>
+        </w:rPr>
+      </w:r>
+      <w:r>
+        <w:rPr>
+          <w:rFonts w:ascii="微软雅黑" w:eastAsia="微软雅黑" w:hAnsi="微软雅黑"/>
+          <w:sz w:val="21"/>
+        </w:rPr>
+      </w:r>
+      <w:r>
+        <w:rPr>
+          <w:rFonts w:ascii="微软雅黑" w:eastAsia="微软雅黑" w:hAnsi="微软雅黑"/>
+          <w:sz w:val="21"/>
+        </w:rPr>
+      </w:r>
+      <w:r>
+        <w:rPr>
+          <w:rFonts w:ascii="微软雅黑" w:eastAsia="微软雅黑" w:hAnsi="微软雅黑"/>
+          <w:sz w:val="21"/>
+        </w:rPr>
+      </w:r>
+      <w:r>
+        <w:rPr>
+          <w:rFonts w:ascii="微软雅黑" w:eastAsia="微软雅黑" w:hAnsi="微软雅黑"/>
+          <w:sz w:val="21"/>
+        </w:rPr>
+      </w:r>
+      <w:r>
+        <w:rPr>
+          <w:rFonts w:ascii="微软雅黑" w:eastAsia="微软雅黑" w:hAnsi="微软雅黑"/>
+          <w:sz w:val="21"/>
+        </w:rPr>
+      </w:r>
+      <w:r>
+        <w:rPr>
+          <w:rFonts w:ascii="微软雅黑" w:eastAsia="微软雅黑" w:hAnsi="微软雅黑"/>
+          <w:sz w:val="21"/>
+        </w:rPr>
+      </w:r>
+      <w:r>
+        <w:rPr>
+          <w:rFonts w:ascii="微软雅黑" w:eastAsia="微软雅黑" w:hAnsi="微软雅黑"/>
+          <w:sz w:val="21"/>
+        </w:rPr>
+      </w:r>
+      <w:r>
+        <w:rPr>
+          <w:rFonts w:ascii="微软雅黑" w:eastAsia="微软雅黑" w:hAnsi="微软雅黑"/>
+          <w:sz w:val="21"/>
+        </w:rPr>
+      </w:r>
+      <w:r>
+        <w:rPr>
+          <w:rFonts w:ascii="微软雅黑" w:eastAsia="微软雅黑" w:hAnsi="微软雅黑"/>
+          <w:sz w:val="21"/>
+        </w:rPr>
+      </w:r>
+      <w:r>
+        <w:rPr>
+          <w:rFonts w:ascii="微软雅黑" w:eastAsia="微软雅黑" w:hAnsi="微软雅黑"/>
+          <w:sz w:val="21"/>
+        </w:rPr>
+      </w:r>
+      <w:r>
+        <w:rPr>
+          <w:rFonts w:ascii="微软雅黑" w:eastAsia="微软雅黑" w:hAnsi="微软雅黑"/>
+          <w:sz w:val="21"/>
+        </w:rPr>
+      </w:r>
+      <w:r>
+        <w:rPr>
+          <w:rFonts w:ascii="微软雅黑" w:eastAsia="微软雅黑" w:hAnsi="微软雅黑"/>
+          <w:sz w:val="21"/>
+        </w:rPr>
+      </w:r>
+      <w:r>
+        <w:rPr>
+          <w:rFonts w:ascii="微软雅黑" w:eastAsia="微软雅黑" w:hAnsi="微软雅黑"/>
+          <w:sz w:val="21"/>
+        </w:rPr>
       </w:r>
     </w:p>
     <w:p>
